--- a/submission/preprint_submission.docx
+++ b/submission/preprint_submission.docx
@@ -78,7 +78,7 @@
           <w:color w:val="000000"/>
           <w:sz w:val="20"/>
         </w:rPr>
-        <w:t xml:space="preserve">, </w:t>
+        <w:t xml:space="preserve">\*, </w:t>
       </w:r>
       <w:r>
         <w:rPr>
@@ -164,6 +164,22 @@
       <w:r>
         <w:rPr>
           <w:rFonts w:ascii="Charis SIL" w:hAnsi="Charis SIL" w:cs="Charis SIL" w:eastAsia="Charis SIL"/>
+          <w:b w:val="0"/>
+          <w:i w:val="0"/>
+          <w:color w:val="000000"/>
+          <w:sz w:val="20"/>
+        </w:rPr>
+        <w:t>\* Corresponding author. Email: ktnuyen04@gmail.com</w:t>
+      </w:r>
+    </w:p>
+    <w:p>
+      <w:pPr>
+        <w:spacing w:before="0" w:after="200" w:line="480" w:lineRule="auto"/>
+        <w:jc w:val="left"/>
+      </w:pPr>
+      <w:r>
+        <w:rPr>
+          <w:rFonts w:ascii="Charis SIL" w:hAnsi="Charis SIL" w:cs="Charis SIL" w:eastAsia="Charis SIL"/>
           <w:b/>
           <w:i w:val="0"/>
           <w:color w:val="000000"/>
@@ -243,7 +259,7 @@
           <w:color w:val="000000"/>
           <w:sz w:val="20"/>
         </w:rPr>
-        <w:t>In yeast, distance ranked sites at an area under the receiver-operating-characteristic curve of 0.527 (95% confidence interval 0.417–0.632, resampling whole proteins), where 0.5 is uninformative; a second cohort version keeping the three self-annotated sites gives 0.544 (0.436–0.649) on 166 sites. The human experiment reports two screens with different readouts, analysed separately: 0.559 (0.476–0.641) on a fitness screen and 0.487 (0.421–0.554) on an NFAT reporter screen. Six further endpoint definitions, three using no p-value, all give intervals containing 0.5.</w:t>
+        <w:t>In yeast, distance ranked sites at an area under the receiver-operating-characteristic curve of 0.527 (95% confidence interval 0.417–0.632, resampling whole proteins), where 0.5 is uninformative; a second cohort version keeping the three self-annotated sites gives 0.544 (0.436–0.649) on 166 sites. The human experiment reports two screens with different readouts, analysed separately: 0.559 (0.476–0.641) on a fitness screen and 0.486 (0.422–0.552) on an NFAT reporter screen. Six further endpoint definitions, three using no p-value, all give intervals containing 0.5.</w:t>
       </w:r>
     </w:p>
     <w:p>
@@ -259,7 +275,7 @@
           <w:color w:val="000000"/>
           <w:sz w:val="20"/>
         </w:rPr>
-        <w:t>What the statistic rests on is mostly not experimental and mostly not within a protein. Of 163 yeast nearest-target assignments, 143 were not experimentally established; half the sites within 5 Å are the next residue along the chain; and 2.65% of yeast and 0.10% and 0.16% of human ranked pairs compare two sites in one protein. Two post hoc results survive, neither adjusted for multiplicity: burial has an interval above 0.5 in the fitness screen, and sequence separation has a paired difference above distance of +0.071 (+0.005 to +0.137) in the reporter screen though its own interval contains 0.5.</w:t>
+        <w:t>What the statistic rests on is mostly not experimental and mostly not within a protein. Of 163 yeast nearest-target assignments, 143 were not experimentally established; half the sites within 5 Å are the next residue along the chain; and 2.65% of yeast and 0.10% and 0.16% of human ranked pairs compare two sites in one protein. One post hoc result stands out and is not adjusted for multiplicity: how deeply a residue is buried has an interval above 0.5 in the fitness screen, 0.604 (0.528–0.675), although its paired difference against distance contains zero. No paired difference in either cohort excludes zero.</w:t>
       </w:r>
     </w:p>
     <w:p>
@@ -349,7 +365,7 @@
           <w:color w:val="000000"/>
           <w:sz w:val="20"/>
         </w:rPr>
-        <w:t>That absence is the reason for this paper rather than an objection to it. A quantity can circulate as a rule of thumb without ever being calibrated, and these two forms together make a short distance to a functional residue read as evidence that a site matters. What that reading is worth, applied one site at a time against a measured phenotype, is not recorded anywhere. This paper writes the heuristic down as a single number, applies it to two mutational screens, and asks what it separates.</w:t>
+        <w:t>That absence is the reason for this paper rather than an objection to it. A quantity can circulate as a rule of thumb without ever being calibrated, and these two forms together make a short distance to a functional residue read as evidence that a site matters. What that reading is worth, applied one site at a time against a measured phenotype, is not recorded anywhere. This paper writes the heuristic down as a single number, applies it to two mutational screens, and asks what it separates. No probability calibration is performed; the question is ranking.</w:t>
       </w:r>
     </w:p>
     <w:p>
@@ -1010,7 +1026,7 @@
           <w:color w:val="000000"/>
           <w:sz w:val="20"/>
         </w:rPr>
-        <w:t>Supplementary Data 1 of the source screen [1] contains 497 point-mutant strain records, covering 490 replaced sites as numbered in the source, in 116 UniProt entries. After one provisional coordinate resolution, 487 records matched the reviewed sequence (479 replaced sites, 113 proteins). Of those, 465 carried a growth profile across conditions (458, 111). Two strain-level quality-control filters then left 447 (443, 110) and 427 (423, 107). Requiring both an annotated active or binding residue and an AlphaFold model left 169 strain records in 50 proteins, which collapse to 166 distinct replaced sites once repeat strains are averaged (Table 1, Figure 1A).</w:t>
+        <w:t>Supplementary Data 1 of the source screen [1] contains 497 point-mutant strain records, covering 490 replaced sites as numbered in the source, in 116 UniProt entries. After one provisional coordinate resolution, 487 records matched the reviewed sequence (479 replaced sites, 113 proteins). Of those, 465 carried a growth profile across conditions (458, 111). Two strain-level quality-control filters then left 447 (443, 110) and 427 (423, 107). Requiring both an annotated active or binding residue and an AlphaFold model left 169 strain records in 50 proteins, which collapse to 166 distinct replaced sites once repeat strains are averaged (Table 1, Fig 1A).</w:t>
       </w:r>
     </w:p>
     <w:p>
@@ -1044,6 +1060,9 @@
         <w:gridCol w:w="1936"/>
       </w:tblGrid>
       <w:tr>
+        <w:trPr>
+          <w:tblHeader w:val="true"/>
+        </w:trPr>
         <w:tc>
           <w:tcPr>
             <w:tcW w:type="dxa" w:w="1936"/>
@@ -2057,7 +2076,7 @@
           <w:color w:val="000000"/>
           <w:sz w:val="20"/>
         </w:rPr>
-        <w:t>Figure 1. Cohort reconstruction and the primary distance estimate.</w:t>
+        <w:t>Fig 1. Cohort reconstruction and the primary distance estimate.</w:t>
       </w:r>
       <w:r>
         <w:rPr>
@@ -2367,7 +2386,7 @@
           <w:color w:val="000000"/>
           <w:sz w:val="20"/>
         </w:rPr>
-        <w:t>The median distance to the nearest annotated target is 26.23 Å at affected sites and 31.83 Å at unaffected ones. The primary AUC is 0.527 (protein-cluster bootstrap 95% confidence interval, 0.417–0.632; Figure 1B) on 163 replaced sites in 48 proteins. The inclusive arm gives 0.544 (0.436–0.649) on 166 replaced sites in 50 proteins. Both intervals use 200,000 protein-cluster resamples at seed 20260729, and all 200,000 were usable.</w:t>
+        <w:t>The median distance to the nearest annotated target is 26.23 Å at affected sites and 31.83 Å at unaffected ones. The primary AUC is 0.527 (protein-cluster bootstrap 95% confidence interval, 0.417–0.632; Fig 1B) on 163 replaced sites in 48 proteins. The inclusive arm gives 0.544 (0.436–0.649) on 166 replaced sites in 50 proteins. Both intervals use 200,000 protein-cluster resamples at seed 20260729, and all 200,000 were usable.</w:t>
       </w:r>
     </w:p>
     <w:p>
@@ -2577,7 +2596,7 @@
           <w:color w:val="000000"/>
           <w:sz w:val="20"/>
         </w:rPr>
-        <w:t xml:space="preserve">Sites inside the 5 Å cut-off are affected less often than sites beyond it, 40.0% against 49.0%, a descriptive odds ratio of 0.693 on 10 sites; the two distance distributions are drawn in Figure 2A. That inversion comes entirely from the peptide-bond neighbours. With those removed the cut-off holds 4 sites, 2 of them affected, an odds ratio of 1.040; on a bin of four sites only the count is reported. The declared predictor is not redefined. </w:t>
+        <w:t xml:space="preserve">Sites inside the 5 Å cut-off are affected less often than sites beyond it, 40.0% against 49.0%, a descriptive odds ratio of 0.693 on 10 sites; the two distance distributions are drawn in Fig 2A. That inversion comes entirely from the peptide-bond neighbours. With those removed the cut-off holds 4 sites, 2 of them affected, an odds ratio of 1.040; on a bin of four sites only the count is reported. The declared predictor is not redefined. </w:t>
       </w:r>
       <w:r>
         <w:rPr>
@@ -2613,7 +2632,7 @@
           <w:color w:val="000000"/>
           <w:sz w:val="20"/>
         </w:rPr>
-        <w:t>Figure 2. Model confidence and the declared sensitivity families.</w:t>
+        <w:t>Fig 2. Model confidence and the declared sensitivity families.</w:t>
       </w:r>
       <w:r>
         <w:rPr>
@@ -2714,6 +2733,9 @@
         <w:gridCol w:w="1613"/>
       </w:tblGrid>
       <w:tr>
+        <w:trPr>
+          <w:tblHeader w:val="true"/>
+        </w:trPr>
         <w:tc>
           <w:tcPr>
             <w:tcW w:type="dxa" w:w="1613"/>
@@ -4235,6 +4257,9 @@
         <w:gridCol w:w="1936"/>
       </w:tblGrid>
       <w:tr>
+        <w:trPr>
+          <w:tblHeader w:val="true"/>
+        </w:trPr>
         <w:tc>
           <w:tcPr>
             <w:tcW w:type="dxa" w:w="1936"/>
@@ -5171,7 +5196,7 @@
           <w:color w:val="000000"/>
           <w:sz w:val="20"/>
         </w:rPr>
-        <w:t xml:space="preserve">Median site pLDDT in the primary cohort is 46.50; 84 of the 163 replaced residues sit below 50 and 103 of 163 below 70. The Spearman rank correlation between log10(distance + 1 Å) and site pLDDT is −0.541 (Figure 2B). Distance correlates with </w:t>
+        <w:t xml:space="preserve">Median site pLDDT in the primary cohort is 46.50; 84 of the 163 replaced residues sit below 50 and 103 of 163 below 70. The Spearman rank correlation between log10(distance + 1 Å) and site pLDDT is −0.541 (Fig 2B). Distance correlates with </w:t>
       </w:r>
       <w:r>
         <w:rPr>
@@ -5227,7 +5252,7 @@
           <w:color w:val="000000"/>
           <w:sz w:val="20"/>
         </w:rPr>
-        <w:t>The full eleven-stratum family, for both cohort versions, is S1 Table and Figure 2C. Its primary-cohort values run from 0.416 on 41 sites to 0.683 on 27, and the number of sites falls from 163 to 27 across the family. The rise where both the site and its target are above pLDDT 90 appears in both cohort versions, 0.641 on 28 primary sites and 0.697 on 31 inclusive. This design cannot separate an effect in well-folded regions from what picking out a stratum of 28 sites can produce on its own.</w:t>
+        <w:t>The full eleven-stratum family, for both cohort versions, is S1 Table and Fig 2C. Its primary-cohort values run from 0.416 on 41 sites to 0.683 on 27, and the number of sites falls from 163 to 27 across the family. The rise where both the site and its target are above pLDDT 90 appears in both cohort versions, 0.641 on 28 primary sites and 0.697 on 31 inclusive. This design cannot separate an effect in well-folded regions from what picking out a stratum of 28 sites can produce on its own.</w:t>
       </w:r>
     </w:p>
     <w:p>
@@ -5243,7 +5268,7 @@
           <w:color w:val="000000"/>
           <w:sz w:val="20"/>
         </w:rPr>
-        <w:t>Tyrosine sites alone give an AUC of 0.604 (16 sites in 12 proteins; 12 affected, 4 unaffected). Figure 2D places this and the other cohort, residue-class and feature-definition checks on one scale. No interval is reported: the upper end of the protein-cluster bootstrap reaches 1, the highest value an AUC can take, and 3.3% (665 / 20,000) of resamples were discarded because every site in them had the same outcome.</w:t>
+        <w:t>Tyrosine sites alone give an AUC of 0.604 (16 sites in 12 proteins; 12 affected, 4 unaffected). Fig 2D places this and the other cohort, residue-class and feature-definition checks on one scale. No interval is reported: the upper end of the protein-cluster bootstrap reaches 1, the highest value an AUC can take, and 3.3% (665 / 20,000) of resamples were discarded because every site in them had the same outcome.</w:t>
       </w:r>
     </w:p>
     <w:p>
@@ -5363,7 +5388,7 @@
           <w:color w:val="000000"/>
           <w:sz w:val="20"/>
         </w:rPr>
-        <w:t>Each screen releases one value per site. That value tracks the smaller of MAGeCK's two one-sided gene-level p-values on most rows but not all: reconstructing that minimum reproduces it on 1,428 of the 1,475 rows for the fitness screen and 1,372 of 1,475 for the reporter screen, and the construction of the remaining 47 and 103 is not established here. A minimum of two one-sided tests is not a two-sided p-value, so each screen's released value is doubled before use. That doubling has the meaning of a directional correction only where the column is in fact that minimum, which is not established on the 47 and 103 rows above; elsewhere in this paper the resulting endpoint is called a doubled released-column threshold for that reason. Keeping the screens apart means there is no second union to correct.</w:t>
+        <w:t>Each screen releases one value per site. That value tracks the smaller of MAGeCK's two one-sided gene-level p-values on most rows but not all: reconstructing that minimum reproduces it on 1,428 of the 1,475 rows for the fitness screen and 1,372 of 1,475 for the reporter screen, and the construction of the remaining 47 and 103 is not established here. A minimum of two one-sided tests is not a two-sided p-value, so the endpoint doubles that minimum. Because the released column does not reproduce it on the 47 and 103 rows above, the minimum is reconstructed from the two directional columns of the source rather than taken from the released one, and doubled. Reconstructing changes nothing in the fitness screen, where no mismatched row crosses the threshold, and moves the reporter screen from 80 affected sites to 83, with TBKBP1 S335, PDE4A S13 and BRSK2 S367 changing classification. Keeping the screens apart means there is no second union to correct.</w:t>
       </w:r>
     </w:p>
     <w:p>
@@ -5409,7 +5434,7 @@
           <w:color w:val="000000"/>
           <w:sz w:val="20"/>
         </w:rPr>
-        <w:t>0.487 (0.421–0.554)</w:t>
+        <w:t>0.486 (0.422–0.552)</w:t>
       </w:r>
       <w:r>
         <w:rPr>
@@ -5419,7 +5444,7 @@
           <w:color w:val="000000"/>
           <w:sz w:val="20"/>
         </w:rPr>
-        <w:t xml:space="preserve"> on the reporter screen, where 80 are. The two land on opposite sides of 0.5 from the same predictor on the same 1,475 sites. Both intervals contain 0.5, and the fitness value is the further from it: shuffling the outcome labels 20,000 times puts it 1.68 standard deviations out, at </w:t>
+        <w:t xml:space="preserve"> on the reporter screen, where 83 are. The two land on opposite sides of 0.5 from the same predictor on the same 1,475 sites. Both intervals contain 0.5, and the fitness value is the further from it: shuffling the outcome labels 20,000 times puts it 1.68 standard deviations out, at </w:t>
       </w:r>
       <w:r>
         <w:rPr>
@@ -5504,6 +5529,9 @@
         <w:gridCol w:w="2420"/>
       </w:tblGrid>
       <w:tr>
+        <w:trPr>
+          <w:tblHeader w:val="true"/>
+        </w:trPr>
         <w:tc>
           <w:tcPr>
             <w:tcW w:type="dxa" w:w="2420"/>
@@ -5619,7 +5647,7 @@
                 <w:color w:val="000000"/>
                 <w:sz w:val="16"/>
               </w:rPr>
-              <w:t>Fitness screen, direction-corrected (declared)</w:t>
+              <w:t>Fitness screen, reconstructed and doubled (declared)</w:t>
             </w:r>
           </w:p>
         </w:tc>
@@ -5705,7 +5733,7 @@
                 <w:color w:val="000000"/>
                 <w:sz w:val="16"/>
               </w:rPr>
-              <w:t>Reporter screen, direction-corrected (declared)</w:t>
+              <w:t>Reporter screen, reconstructed and doubled (declared)</w:t>
             </w:r>
           </w:p>
         </w:tc>
@@ -5726,7 +5754,7 @@
                 <w:color w:val="000000"/>
                 <w:sz w:val="16"/>
               </w:rPr>
-              <w:t>80</w:t>
+              <w:t>83</w:t>
             </w:r>
           </w:p>
         </w:tc>
@@ -5747,7 +5775,7 @@
                 <w:color w:val="000000"/>
                 <w:sz w:val="16"/>
               </w:rPr>
-              <w:t>0.487</w:t>
+              <w:t>0.486</w:t>
             </w:r>
           </w:p>
         </w:tc>
@@ -5768,7 +5796,7 @@
                 <w:color w:val="000000"/>
                 <w:sz w:val="16"/>
               </w:rPr>
-              <w:t>0.421–0.554</w:t>
+              <w:t>0.422–0.552</w:t>
             </w:r>
           </w:p>
         </w:tc>
@@ -6393,7 +6421,7 @@
           <w:color w:val="000000"/>
           <w:sz w:val="20"/>
         </w:rPr>
-        <w:t xml:space="preserve">In the reporter screen a feature that uses no structure at all outranks the declared predictor, on the paired comparison rather than on its own. The smallest gap in sequence position to an eligible annotated residue gives 0.558 (0.492–0.624), an interval that contains 0.5, so it does not separate the classes on its own account. Its paired difference against distance is </w:t>
+        <w:t xml:space="preserve">In the reporter screen the smallest gap in sequence position to an eligible annotated residue gives 0.551 (0.486–0.616), an interval containing 0.5, and its paired difference against distance is +0.065 (−0.001 to +0.130), which also contains zero. An earlier version of this analysis reported that difference as +0.071 (+0.005 to +0.137), excluding zero; that rested on the screen's released per-site column rather than a reconstruction from the two directional columns, and it does not survive the endpoint being rebuilt from source. </w:t>
       </w:r>
       <w:r>
         <w:rPr>
@@ -6403,7 +6431,7 @@
           <w:color w:val="000000"/>
           <w:sz w:val="20"/>
         </w:rPr>
-        <w:t>+0.071 (+0.005 to +0.137)</w:t>
+        <w:t>No paired difference in either cohort excludes zero.</w:t>
       </w:r>
       <w:r>
         <w:rPr>
@@ -6413,7 +6441,7 @@
           <w:color w:val="000000"/>
           <w:sz w:val="20"/>
         </w:rPr>
-        <w:t>, which excludes zero and is the only paired difference in either cohort that does. Every other comparison in both screens contains zero. Both this and the burial result above are post hoc, and neither is adjusted for the number of features and endpoints examined; they are the strongest leads here, not findings.</w:t>
+        <w:t xml:space="preserve"> The burial result above is post hoc and unadjusted for the number of features and endpoints examined; it is the strongest lead here, not a finding.</w:t>
       </w:r>
     </w:p>
     <w:p>
@@ -6475,7 +6503,7 @@
           <w:color w:val="000000"/>
           <w:sz w:val="20"/>
         </w:rPr>
-        <w:t>180 of 111,600</w:t>
+        <w:t>185 of 115,536</w:t>
       </w:r>
       <w:r>
         <w:rPr>
@@ -6485,7 +6513,7 @@
           <w:color w:val="000000"/>
           <w:sz w:val="20"/>
         </w:rPr>
-        <w:t xml:space="preserve"> on the reporter screen, which is 0.10% and 0.16% against 2.65% in yeast. The larger cohort makes this worse, because adding proteins adds across-protein pairs quadratically and within-protein pairs linearly. Only 39 and 48 proteins contribute any within-protein comparison at all, against 754 and 745 that carry a single outcome class throughout.</w:t>
+        <w:t xml:space="preserve"> on the reporter screen, which is 0.10% and 0.16% against 2.65% in yeast. The larger cohort makes this worse, because adding proteins adds across-protein pairs quadratically and within-protein pairs linearly. Only 39 and 50 proteins contribute any within-protein comparison at all; the rest carry a single outcome class throughout.</w:t>
       </w:r>
     </w:p>
     <w:p>
@@ -6551,6 +6579,9 @@
         <w:gridCol w:w="1936"/>
       </w:tblGrid>
       <w:tr>
+        <w:trPr>
+          <w:tblHeader w:val="true"/>
+        </w:trPr>
         <w:tc>
           <w:tcPr>
             <w:tcW w:type="dxa" w:w="1936"/>
@@ -6925,7 +6956,7 @@
                 <w:color w:val="000000"/>
                 <w:sz w:val="16"/>
               </w:rPr>
-              <w:t>48</w:t>
+              <w:t>50</w:t>
             </w:r>
           </w:p>
         </w:tc>
@@ -6946,7 +6977,7 @@
                 <w:color w:val="000000"/>
                 <w:sz w:val="16"/>
               </w:rPr>
-              <w:t>180</w:t>
+              <w:t>185</w:t>
             </w:r>
           </w:p>
         </w:tc>
@@ -6967,7 +6998,7 @@
                 <w:color w:val="000000"/>
                 <w:sz w:val="16"/>
               </w:rPr>
-              <w:t>0.422 (0.322–0.521)</w:t>
+              <w:t>0.416 (0.317–0.516)</w:t>
             </w:r>
           </w:p>
         </w:tc>
@@ -6988,7 +7019,7 @@
                 <w:color w:val="000000"/>
                 <w:sz w:val="16"/>
               </w:rPr>
-              <w:t>0.384 (0.272–0.498)</w:t>
+              <w:t>0.388 (0.279–0.502)</w:t>
             </w:r>
           </w:p>
         </w:tc>
@@ -7008,12 +7039,22 @@
       <w:r>
         <w:rPr>
           <w:rFonts w:ascii="Charis SIL" w:hAnsi="Charis SIL" w:cs="Charis SIL" w:eastAsia="Charis SIL"/>
+          <w:b/>
+          <w:i w:val="0"/>
+          <w:color w:val="000000"/>
+          <w:sz w:val="20"/>
+        </w:rPr>
+        <w:t>All six intervals contain 0.5.</w:t>
+      </w:r>
+      <w:r>
+        <w:rPr>
+          <w:rFonts w:ascii="Charis SIL" w:hAnsi="Charis SIL" w:cs="Charis SIL" w:eastAsia="Charis SIL"/>
           <w:b w:val="0"/>
           <w:i w:val="0"/>
           <w:color w:val="000000"/>
           <w:sz w:val="20"/>
         </w:rPr>
-        <w:t>Five of the six intervals contain 0.5. The exception is the reporter screen's equal-protein-weight estimate, whose upper endpoint is 0.498; it points the opposite way to the hypothesis, meaning greater distance associated with being called. It rests on 48 proteins, the pair-weighted aggregation of the same data includes 0.5, the fitness screen's two aggregations point the other way, and it is one estimate in a post hoc family that carries no multiplicity adjustment. It is reported because it is the estimate the design produces, not as evidence of an inverse relationship.</w:t>
+        <w:t xml:space="preserve"> The reporter screen's two aggregations sit below it and the fitness screen's two above, on 39 and 50 informative proteins and 102 and 185 pairs. An earlier version of this analysis reported the reporter equal-protein estimate as 0.384 (0.272–0.498), an interval excluding 0.5 from below; that rested on the released per-site column, and the upper endpoint moves to 0.502 once the endpoint is rebuilt from the source directional columns. No within-protein interval in either cohort excludes 0.5 in either direction.</w:t>
       </w:r>
     </w:p>
     <w:p>
@@ -7081,7 +7122,7 @@
           <w:color w:val="000000"/>
           <w:sz w:val="20"/>
         </w:rPr>
-        <w:t xml:space="preserve"> here: 0.575 (0.446–0.699) on the fitness screen and 0.491 (0.391–0.590) on the reporter screen. Annotation evidence does not move the reading in either.</w:t>
+        <w:t xml:space="preserve"> here: 0.575 (0.446–0.699) on the fitness screen and 0.485 (0.388–0.582) on the reporter screen. Annotation evidence does not move the reading in either.</w:t>
       </w:r>
     </w:p>
     <w:p>
@@ -7209,7 +7250,7 @@
           <w:color w:val="000000"/>
           <w:sz w:val="20"/>
         </w:rPr>
-        <w:t xml:space="preserve"> on the 997 sites carrying a score. On the reporter screen the same feature gives 0.565 (0.486–0.643), an interval that contains 0.5.</w:t>
+        <w:t xml:space="preserve"> on the 997 sites carrying a score. On the reporter screen the same feature gives 0.574 (0.497–0.651), an interval that contains 0.5.</w:t>
       </w:r>
     </w:p>
     <w:p>
@@ -7225,7 +7266,7 @@
           <w:color w:val="000000"/>
           <w:sz w:val="20"/>
         </w:rPr>
-        <w:t>So the fitness endpoint can support discrimination by a general substitution-effect predictor, and endpoint blindness alone does not explain its near-chance distance estimate. The same argument is not available for the reporter screen. Neither result shows that either endpoint resolves loss of phosphorylation: SIFT scores intolerance to substitution, and the substitutions here are mostly serine to proline (33.0%) and serine to glycine (22.3%), with threonine to alanine — the clean removal of a phosphoacceptor — reaching only 9.5%. Restricted to those 39 threonine-to-alanine sites the AUC is 0.470 (0.212–0.733), an interval too wide to carry any reading. Restricting instead to the 425 sites edited by a guide that made only one change, so no bystander edit is present, gives 0.516 (0.392–0.641) on the fitness screen and 0.527 (0.415–0.639) on the reporter screen. Li et al. [22], profiling 584,337 serine, threonine and tyrosine positions with 817,089 guides, report that serine-to-proline substitution disrupts domain structure broadly, which is the confound this arm cannot separate from loss of the phosphoacceptor.</w:t>
+        <w:t>So the fitness endpoint can support discrimination by a general substitution-effect predictor, and endpoint blindness alone does not explain its near-chance distance estimate. The same argument is not available for the reporter screen. Neither result shows that either endpoint resolves loss of phosphorylation: SIFT scores intolerance to substitution, and the substitutions here are mostly serine to proline (33.0%) and serine to glycine (22.3%), with threonine to alanine — the clean removal of a phosphoacceptor — reaching only 9.5%. Restricted to those 39 threonine-to-alanine sites the AUC is 0.470 (0.212–0.733), an interval too wide to carry any reading. Restricting instead to the 425 sites edited by a guide that made only one change, so no bystander edit is present, gives 0.516 (0.392–0.641) on the fitness screen and 0.512 (0.402–0.624) on the reporter screen. Li et al. [22], profiling 584,337 serine, threonine and tyrosine positions with 817,089 guides, report that serine-to-proline substitution disrupts domain structure broadly, which is the confound this arm cannot separate from loss of the phosphoacceptor.</w:t>
       </w:r>
     </w:p>
     <w:p>
@@ -7828,6 +7869,9 @@
         <w:gridCol w:w="1613"/>
       </w:tblGrid>
       <w:tr>
+        <w:trPr>
+          <w:tblHeader w:val="true"/>
+        </w:trPr>
         <w:tc>
           <w:tcPr>
             <w:tcW w:type="dxa" w:w="1613"/>
@@ -8417,7 +8461,7 @@
                 <w:color w:val="000000"/>
                 <w:sz w:val="16"/>
               </w:rPr>
-              <w:t>1,475, 793; 80 affected</w:t>
+              <w:t>1,475, 793; 83 affected</w:t>
             </w:r>
           </w:p>
         </w:tc>
@@ -8438,7 +8482,7 @@
                 <w:color w:val="000000"/>
                 <w:sz w:val="16"/>
               </w:rPr>
-              <w:t>0.487</w:t>
+              <w:t>0.486</w:t>
             </w:r>
           </w:p>
         </w:tc>
@@ -8459,7 +8503,7 @@
                 <w:color w:val="000000"/>
                 <w:sz w:val="16"/>
               </w:rPr>
-              <w:t>0.421–0.554</w:t>
+              <w:t>0.422–0.552</w:t>
             </w:r>
           </w:p>
         </w:tc>
@@ -8608,7 +8652,7 @@
                 <w:color w:val="000000"/>
                 <w:sz w:val="16"/>
               </w:rPr>
-              <w:t>Declared within-protein estimand</w:t>
+              <w:t>Post hoc</w:t>
             </w:r>
           </w:p>
         </w:tc>
@@ -8801,7 +8845,7 @@
                 <w:color w:val="000000"/>
                 <w:sz w:val="16"/>
               </w:rPr>
-              <w:t>210 sites, 48 proteins, 180 pairs</w:t>
+              <w:t>217 sites, 50 proteins, 185 pairs</w:t>
             </w:r>
           </w:p>
         </w:tc>
@@ -8822,7 +8866,7 @@
                 <w:color w:val="000000"/>
                 <w:sz w:val="16"/>
               </w:rPr>
-              <w:t>0.422</w:t>
+              <w:t>0.416</w:t>
             </w:r>
           </w:p>
         </w:tc>
@@ -8843,7 +8887,7 @@
                 <w:color w:val="000000"/>
                 <w:sz w:val="16"/>
               </w:rPr>
-              <w:t>0.322–0.521</w:t>
+              <w:t>0.317–0.516</w:t>
             </w:r>
           </w:p>
         </w:tc>
@@ -8929,7 +8973,7 @@
                 <w:color w:val="000000"/>
                 <w:sz w:val="16"/>
               </w:rPr>
-              <w:t>48 proteins</w:t>
+              <w:t>50 proteins</w:t>
             </w:r>
           </w:p>
         </w:tc>
@@ -8950,7 +8994,7 @@
                 <w:color w:val="000000"/>
                 <w:sz w:val="16"/>
               </w:rPr>
-              <w:t>0.384</w:t>
+              <w:t>0.388</w:t>
             </w:r>
           </w:p>
         </w:tc>
@@ -8971,7 +9015,7 @@
                 <w:color w:val="000000"/>
                 <w:sz w:val="16"/>
               </w:rPr>
-              <w:t>0.272–0.498</w:t>
+              <w:t>0.279–0.502</w:t>
             </w:r>
           </w:p>
         </w:tc>
@@ -8992,7 +9036,7 @@
                 <w:color w:val="000000"/>
                 <w:sz w:val="16"/>
               </w:rPr>
-              <w:t>Post hoc; the only interval here excluding 0.5 from below</w:t>
+              <w:t>Post hoc</w:t>
             </w:r>
           </w:p>
         </w:tc>
@@ -9206,7 +9250,7 @@
                 <w:color w:val="000000"/>
                 <w:sz w:val="16"/>
               </w:rPr>
-              <w:t>0.558</w:t>
+              <w:t>0.551</w:t>
             </w:r>
           </w:p>
         </w:tc>
@@ -9227,7 +9271,7 @@
                 <w:color w:val="000000"/>
                 <w:sz w:val="16"/>
               </w:rPr>
-              <w:t>0.492–0.624</w:t>
+              <w:t>0.486–0.616</w:t>
             </w:r>
           </w:p>
         </w:tc>
@@ -9266,22 +9310,12 @@
             <w:r>
               <w:rPr>
                 <w:rFonts w:ascii="Charis SIL" w:hAnsi="Charis SIL" w:cs="Charis SIL" w:eastAsia="Charis SIL"/>
-                <w:b/>
-                <w:i w:val="0"/>
-                <w:color w:val="000000"/>
-                <w:sz w:val="16"/>
-              </w:rPr>
-              <w:t>Difference in AUC</w:t>
-            </w:r>
-            <w:r>
-              <w:rPr>
-                <w:rFonts w:ascii="Charis SIL" w:hAnsi="Charis SIL" w:cs="Charis SIL" w:eastAsia="Charis SIL"/>
                 <w:b w:val="0"/>
                 <w:i w:val="0"/>
                 <w:color w:val="000000"/>
                 <w:sz w:val="16"/>
               </w:rPr>
-              <w:t>, sequence separation minus distance, paired</w:t>
+              <w:t>Difference in AUC, sequence separation minus distance, paired</w:t>
             </w:r>
           </w:p>
         </w:tc>
@@ -9344,7 +9378,7 @@
                 <w:color w:val="000000"/>
                 <w:sz w:val="16"/>
               </w:rPr>
-              <w:t>+0.071</w:t>
+              <w:t>+0.065</w:t>
             </w:r>
           </w:p>
         </w:tc>
@@ -9365,7 +9399,7 @@
                 <w:color w:val="000000"/>
                 <w:sz w:val="16"/>
               </w:rPr>
-              <w:t>+0.005 to +0.137</w:t>
+              <w:t>−0.001 to +0.130</w:t>
             </w:r>
           </w:p>
         </w:tc>
@@ -9386,7 +9420,7 @@
                 <w:color w:val="000000"/>
                 <w:sz w:val="16"/>
               </w:rPr>
-              <w:t>Post hoc; the only paired difference excluding zero</w:t>
+              <w:t>Post hoc; contains zero, as does every other paired difference</w:t>
             </w:r>
           </w:p>
         </w:tc>
@@ -9984,7 +10018,7 @@
                 <w:color w:val="000000"/>
                 <w:sz w:val="16"/>
               </w:rPr>
-              <w:t>0.565</w:t>
+              <w:t>0.574</w:t>
             </w:r>
           </w:p>
         </w:tc>
@@ -10005,7 +10039,7 @@
                 <w:color w:val="000000"/>
                 <w:sz w:val="16"/>
               </w:rPr>
-              <w:t>0.486–0.643</w:t>
+              <w:t>0.497–0.651</w:t>
             </w:r>
           </w:p>
         </w:tc>
@@ -10644,7 +10678,7 @@
                 <w:color w:val="000000"/>
                 <w:sz w:val="16"/>
               </w:rPr>
-              <w:t>0.491</w:t>
+              <w:t>0.485</w:t>
             </w:r>
           </w:p>
         </w:tc>
@@ -10665,7 +10699,7 @@
                 <w:color w:val="000000"/>
                 <w:sz w:val="16"/>
               </w:rPr>
-              <w:t>0.391–0.590</w:t>
+              <w:t>0.388–0.582</w:t>
             </w:r>
           </w:p>
         </w:tc>
@@ -10759,7 +10793,7 @@
           <w:color w:val="000000"/>
           <w:sz w:val="20"/>
         </w:rPr>
-        <w:t>The sequence and annotation features the source screen already publishes did at least as well on this cohort as geometry read off models of single proteins. Under repeated cross-validation with proteins kept together, a five-feature model built from published annotations gave 0.590 split-averaged and 0.573 pooled out-of-fold, against 0.484 and 0.393 for distance alone, with the same ordering of models under both summaries. These estimates are post hoc, the ranges across split seeds describe how stable the answer is to how the data are divided rather than being confidence intervals, and the four models are not distinguishable at this sample size.</w:t>
+        <w:t>The cross-validation values for the four models are given descriptively below and are not ranked against each other, since no paired sampling-uncertainty comparison between them was computed. Under repeated cross-validation with proteins kept together, a five-feature model built from published annotations gave 0.590 split-averaged and 0.573 pooled out-of-fold, against 0.484 and 0.393 for distance alone, with the same ordering of models under both summaries. These estimates are post hoc, the ranges across split seeds describe how stable the answer is to how the data are divided rather than being confidence intervals, and the four models are not distinguishable at this sample size.</w:t>
       </w:r>
     </w:p>
     <w:p>
@@ -12735,6 +12769,9 @@
         <w:gridCol w:w="1383"/>
       </w:tblGrid>
       <w:tr>
+        <w:trPr>
+          <w:tblHeader w:val="true"/>
+        </w:trPr>
         <w:tc>
           <w:tcPr>
             <w:tcW w:type="dxa" w:w="1383"/>
@@ -14633,7 +14670,7 @@
           <w:color w:val="000000"/>
           <w:sz w:val="20"/>
         </w:rPr>
-        <w:t>All eleven strata are post hoc and are shown here and in Figure 2C for both cohort versions. The number of sites falls from 163 to 27 across the primary family, whose lowest and highest values are 0.416 and 0.683. Four strata kept fewer than their nominal 20,000 resamples: 19,999 for the two primary high-confidence rows, and 19,997 and 19,999 for their inclusive counterparts. Tightening the PAE threshold does not move the AUC steadily in either direction, in either cohort version.</w:t>
+        <w:t>All eleven strata are post hoc and are shown here and in Fig 2C for both cohort versions. The number of sites falls from 163 to 27 across the primary family, whose lowest and highest values are 0.416 and 0.683. Four strata kept fewer than their nominal 20,000 resamples: 19,999 for the two primary high-confidence rows, and 19,997 and 19,999 for their inclusive counterparts. Tightening the PAE threshold does not move the AUC steadily in either direction, in either cohort version.</w:t>
       </w:r>
     </w:p>
     <w:p>

--- a/submission/preprint_submission.docx
+++ b/submission/preprint_submission.docx
@@ -2632,7 +2632,7 @@
           <w:color w:val="000000"/>
           <w:sz w:val="20"/>
         </w:rPr>
-        <w:t>Fig 2. Model confidence and the declared sensitivity families.</w:t>
+        <w:t>Fig 2. What the distance measurement contains.</w:t>
       </w:r>
       <w:r>
         <w:rPr>
@@ -2642,27 +2642,7 @@
           <w:color w:val="000000"/>
           <w:sz w:val="20"/>
         </w:rPr>
-        <w:t xml:space="preserve"> (A) Cumulative distance distributions in the primary cohort, drawn separately for affected and unaffected sites. The marked maximum vertical gap between them is the two-sample Kolmogorov–Smirnov statistic, 0.137 on 79 affected and 84 unaffected sites; it is descriptive and no p-value is reported. The rug at 0 Å marks the three sites that coincide with an annotated residue, which enter only the inclusive cohort. (B) </w:t>
-      </w:r>
-      <w:r>
-        <w:rPr>
-          <w:rFonts w:ascii="Courier New" w:hAnsi="Courier New" w:cs="Courier New" w:eastAsia="Courier New"/>
-          <w:b w:val="0"/>
-          <w:i w:val="0"/>
-          <w:color w:val="000000"/>
-          <w:sz w:val="17"/>
-        </w:rPr>
-        <w:t>pae_pair_max</w:t>
-      </w:r>
-      <w:r>
-        <w:rPr>
-          <w:rFonts w:ascii="Charis SIL" w:hAnsi="Charis SIL" w:cs="Charis SIL" w:eastAsia="Charis SIL"/>
-          <w:b w:val="0"/>
-          <w:i w:val="0"/>
-          <w:color w:val="000000"/>
-          <w:sz w:val="20"/>
-        </w:rPr>
-        <w:t>, the larger of the two directed site–target predicted-aligned-error values, against distance, coloured by site pLDDT. (C) Protein-cluster AUC intervals for all 11 confidence strata in both cohort versions. The primary-cohort family minimum (0.416, n = 41) and maximum (0.683, n = 27) are labelled as extremes of the family; tightening the PAE threshold moves the value up and down in both versions. Marker area is proportional to the number of sites in the stratum, which falls from 163 to 27. (D) The cohort, residue-class and feature-definition checks and the SIFT comparator, on the AUC scale of (C). The tyrosine subset appears as a point estimate with no interval, its bootstrap upper endpoint having reached 1, the highest value an AUC can take. In (C) and (D) the dashed vertical line marks AUC 0.5; labels carry n as primary/inclusive in (C) and a single n in (D).</w:t>
+        <w:t xml:space="preserve"> (A) Cumulative distance distributions in the primary cohort, drawn separately for screen-negative and screen-positive sites, with the three inclusive-only sites at 0 Å marked. (B) Maximum directional predicted aligned error for each site–target pair against the distance between them, with each point coloured by the confidence the model assigns the site. Longer distances co-occur with lower site confidence and higher pair error, so distance and model confidence are not separable in this cohort. The eleven-stratum confidence family and the cohort, residue-class and feature-definition checks that earlier occupied this figure are S1 Fig and S2 Fig.</w:t>
       </w:r>
     </w:p>
     <w:p>
@@ -5252,7 +5232,7 @@
           <w:color w:val="000000"/>
           <w:sz w:val="20"/>
         </w:rPr>
-        <w:t>The full eleven-stratum family, for both cohort versions, is S1 Table and Fig 2C. Its primary-cohort values run from 0.416 on 41 sites to 0.683 on 27, and the number of sites falls from 163 to 27 across the family. The rise where both the site and its target are above pLDDT 90 appears in both cohort versions, 0.641 on 28 primary sites and 0.697 on 31 inclusive. This design cannot separate an effect in well-folded regions from what picking out a stratum of 28 sites can produce on its own.</w:t>
+        <w:t>The full eleven-stratum family, for both cohort versions, is S1 Table and S1 Fig. Its primary-cohort values run from 0.416 on 41 sites to 0.683 on 27, and the number of sites falls from 163 to 27 across the family. The rise where both the site and its target are above pLDDT 90 appears in both cohort versions, 0.641 on 28 primary sites and 0.697 on 31 inclusive. This design cannot separate an effect in well-folded regions from what picking out a stratum of 28 sites can produce on its own.</w:t>
       </w:r>
     </w:p>
     <w:p>
@@ -5268,7 +5248,7 @@
           <w:color w:val="000000"/>
           <w:sz w:val="20"/>
         </w:rPr>
-        <w:t>Tyrosine sites alone give an AUC of 0.604 (16 sites in 12 proteins; 12 affected, 4 unaffected). Fig 2D places this and the other cohort, residue-class and feature-definition checks on one scale. No interval is reported: the upper end of the protein-cluster bootstrap reaches 1, the highest value an AUC can take, and 3.3% (665 / 20,000) of resamples were discarded because every site in them had the same outcome.</w:t>
+        <w:t>Tyrosine sites alone give an AUC of 0.604 (16 sites in 12 proteins; 12 affected, 4 unaffected). S2 Fig places this and the other cohort, residue-class and feature-definition checks on one scale. No interval is reported: the upper end of the protein-cluster bootstrap reaches 1, the highest value an AUC can take, and 3.3% (665 / 20,000) of resamples were discarded because every site in them had the same outcome.</w:t>
       </w:r>
     </w:p>
     <w:p>
@@ -6545,7 +6525,33 @@
           <w:color w:val="000000"/>
           <w:sz w:val="20"/>
         </w:rPr>
-        <w:t>That question can be asked directly, on the proteins carrying both classes, and the answer is Table 3. No aggregation in either cohort puts the declared predictor above chance within a protein.</w:t>
+        <w:t>That question can be asked directly, on the proteins carrying both classes. Table 3 gives the numbers and Fig 3 puts them on one scale beside the pooled estimate for all three cohorts. No aggregation in either cohort puts the declared predictor above chance within a protein.</w:t>
+      </w:r>
+    </w:p>
+    <w:p>
+      <w:pPr>
+        <w:spacing w:before="0" w:after="200" w:line="480" w:lineRule="auto"/>
+        <w:jc w:val="left"/>
+      </w:pPr>
+      <w:r>
+        <w:rPr>
+          <w:rFonts w:ascii="Charis SIL" w:hAnsi="Charis SIL" w:cs="Charis SIL" w:eastAsia="Charis SIL"/>
+          <w:b/>
+          <w:i w:val="0"/>
+          <w:color w:val="000000"/>
+          <w:sz w:val="20"/>
+        </w:rPr>
+        <w:t>Fig 3. What the statistic estimates, in both organisms.</w:t>
+      </w:r>
+      <w:r>
+        <w:rPr>
+          <w:rFonts w:ascii="Charis SIL" w:hAnsi="Charis SIL" w:cs="Charis SIL" w:eastAsia="Charis SIL"/>
+          <w:b w:val="0"/>
+          <w:i w:val="0"/>
+          <w:color w:val="000000"/>
+          <w:sz w:val="20"/>
+        </w:rPr>
+        <w:t xml:space="preserve"> Pooled and within-protein estimates for the yeast cohort and for each human screen, on one axis, with the number of sites and informative proteins behind each. The pooled estimate is a mostly across-protein quantity; the two within-protein aggregations weight each protein by the affected/unaffected pairs it contributes and equally. Bars are 95% protein-cluster bootstrap intervals and the dashed line is chance. Every interval crosses it. Estimand is distinguished by colour, marker and line style together, so the panel survives grayscale.</w:t>
       </w:r>
     </w:p>
     <w:p>
@@ -14670,7 +14676,7 @@
           <w:color w:val="000000"/>
           <w:sz w:val="20"/>
         </w:rPr>
-        <w:t>All eleven strata are post hoc and are shown here and in Fig 2C for both cohort versions. The number of sites falls from 163 to 27 across the primary family, whose lowest and highest values are 0.416 and 0.683. Four strata kept fewer than their nominal 20,000 resamples: 19,999 for the two primary high-confidence rows, and 19,997 and 19,999 for their inclusive counterparts. Tightening the PAE threshold does not move the AUC steadily in either direction, in either cohort version.</w:t>
+        <w:t>All eleven strata are post hoc and are shown here and in S1 Fig for both cohort versions. The number of sites falls from 163 to 27 across the primary family, whose lowest and highest values are 0.416 and 0.683. Four strata kept fewer than their nominal 20,000 resamples: 19,999 for the two primary high-confidence rows, and 19,997 and 19,999 for their inclusive counterparts. Tightening the PAE threshold does not move the AUC steadily in either direction, in either cohort version.</w:t>
       </w:r>
     </w:p>
     <w:p>
@@ -14703,6 +14709,70 @@
           <w:sz w:val="20"/>
         </w:rPr>
         <w:t>Two rounds of simulated review were run against this manuscript, in which every reviewer was an AI agent running on one model family, together with an automated reference audit. They produced the revisions recorded in the analysis materials, including the retirement of an exclusion claim about the interval endpoint, the retirement of a claim that no positive control existed, the separation of the two human screens, and corrections to several literature summaries. None of it is peer review. Agreement among those reviewers is not independent replication, and no finding in this manuscript rests on their agreement rather than on a recomputation.</w:t>
+      </w:r>
+    </w:p>
+    <w:p>
+      <w:pPr>
+        <w:spacing w:before="240" w:after="120" w:line="480" w:lineRule="auto"/>
+        <w:jc w:val="left"/>
+      </w:pPr>
+      <w:r>
+        <w:rPr>
+          <w:rFonts w:ascii="Charis SIL" w:hAnsi="Charis SIL" w:cs="Charis SIL" w:eastAsia="Charis SIL"/>
+          <w:b/>
+          <w:i w:val="0"/>
+          <w:color w:val="000000"/>
+          <w:sz w:val="22"/>
+        </w:rPr>
+        <w:t>S1 Fig. The eleven-stratum confidence family</w:t>
+      </w:r>
+    </w:p>
+    <w:p>
+      <w:pPr>
+        <w:spacing w:before="0" w:after="200" w:line="480" w:lineRule="auto"/>
+        <w:jc w:val="left"/>
+      </w:pPr>
+      <w:r>
+        <w:rPr>
+          <w:rFonts w:ascii="Charis SIL" w:hAnsi="Charis SIL" w:cs="Charis SIL" w:eastAsia="Charis SIL"/>
+          <w:b w:val="0"/>
+          <w:i w:val="0"/>
+          <w:color w:val="000000"/>
+          <w:sz w:val="20"/>
+        </w:rPr>
+        <w:t>Primary and inclusive arms across eleven model-confidence strata, from 163 sites down to 27. All post hoc. This occupied panel C of Fig 2 in an earlier version.</w:t>
+      </w:r>
+    </w:p>
+    <w:p>
+      <w:pPr>
+        <w:spacing w:before="240" w:after="120" w:line="480" w:lineRule="auto"/>
+        <w:jc w:val="left"/>
+      </w:pPr>
+      <w:r>
+        <w:rPr>
+          <w:rFonts w:ascii="Charis SIL" w:hAnsi="Charis SIL" w:cs="Charis SIL" w:eastAsia="Charis SIL"/>
+          <w:b/>
+          <w:i w:val="0"/>
+          <w:color w:val="000000"/>
+          <w:sz w:val="22"/>
+        </w:rPr>
+        <w:t>S2 Fig. Cohort, residue-class and feature-definition checks</w:t>
+      </w:r>
+    </w:p>
+    <w:p>
+      <w:pPr>
+        <w:spacing w:before="0" w:after="200" w:line="480" w:lineRule="auto"/>
+        <w:jc w:val="left"/>
+      </w:pPr>
+      <w:r>
+        <w:rPr>
+          <w:rFonts w:ascii="Charis SIL" w:hAnsi="Charis SIL" w:cs="Charis SIL" w:eastAsia="Charis SIL"/>
+          <w:b w:val="0"/>
+          <w:i w:val="0"/>
+          <w:color w:val="000000"/>
+          <w:sz w:val="20"/>
+        </w:rPr>
+        <w:t>Cohort versions, residue classes, alternative distance-feature definitions, and the post hoc SIFT comparator on common support, on one scale. All post hoc. This occupied panel D of Fig 2 in an earlier version.</w:t>
       </w:r>
     </w:p>
     <w:p>

--- a/submission/preprint_submission.docx
+++ b/submission/preprint_submission.docx
@@ -5232,7 +5232,7 @@
           <w:color w:val="000000"/>
           <w:sz w:val="20"/>
         </w:rPr>
-        <w:t>The full eleven-stratum family, for both cohort versions, is S1 Table and S1 Fig. Its primary-cohort values run from 0.416 on 41 sites to 0.683 on 27, and the number of sites falls from 163 to 27 across the family. The rise where both the site and its target are above pLDDT 90 appears in both cohort versions, 0.641 on 28 primary sites and 0.697 on 31 inclusive. This design cannot separate an effect in well-folded regions from what picking out a stratum of 28 sites can produce on its own.</w:t>
+        <w:t>The full eleven-stratum family, for both cohort versions, is S1 Table and S1 Fig. The four predicted-aligned-error summaries at 10 Å and the 72-cell grids are S2 Table. Its primary-cohort values run from 0.416 on 41 sites to 0.683 on 27, and the number of sites falls from 163 to 27 across the family. The rise where both the site and its target are above pLDDT 90 appears in both cohort versions, 0.641 on 28 primary sites and 0.697 on 31 inclusive. This design cannot separate an effect in well-folded regions from what picking out a stratum of 28 sites can produce on its own.</w:t>
       </w:r>
     </w:p>
     <w:p>
@@ -12631,12 +12631,12 @@
           <w:color w:val="000000"/>
           <w:sz w:val="20"/>
         </w:rPr>
-        <w:t>Material moved out of the main narrative. Nothing here is withdrawn; it is placed where a reader who wants it can find it and a reader following the argument is not detained by it.</w:t>
+        <w:t>Captions only. Each item is uploaded as its own file, as PLOS ONE requires.</w:t>
       </w:r>
     </w:p>
     <w:p>
       <w:pPr>
-        <w:spacing w:before="240" w:after="120" w:line="480" w:lineRule="auto"/>
+        <w:spacing w:before="0" w:after="200" w:line="480" w:lineRule="auto"/>
         <w:jc w:val="left"/>
       </w:pPr>
       <w:r>
@@ -12645,9 +12645,19 @@
           <w:b/>
           <w:i w:val="0"/>
           <w:color w:val="000000"/>
-          <w:sz w:val="22"/>
-        </w:rPr>
-        <w:t>S1 Appendix. Annotation records, residue expansion, and a withdrawn count</w:t>
+          <w:sz w:val="20"/>
+        </w:rPr>
+        <w:t>S1 Appendix.</w:t>
+      </w:r>
+      <w:r>
+        <w:rPr>
+          <w:rFonts w:ascii="Charis SIL" w:hAnsi="Charis SIL" w:cs="Charis SIL" w:eastAsia="Charis SIL"/>
+          <w:b w:val="0"/>
+          <w:i w:val="0"/>
+          <w:color w:val="000000"/>
+          <w:sz w:val="20"/>
+        </w:rPr>
+        <w:t xml:space="preserve"> Annotation records, residue expansion, and a withdrawn count. The record-to-residue expansion behind the 560-residue target set, the duplicate-removal rules giving 565 and 566 rows, the source of the excess over 560, and an earlier expanded row count that does not reproduce and is withdrawn.</w:t>
       </w:r>
     </w:p>
     <w:p>
@@ -12658,22 +12668,12 @@
       <w:r>
         <w:rPr>
           <w:rFonts w:ascii="Charis SIL" w:hAnsi="Charis SIL" w:cs="Charis SIL" w:eastAsia="Charis SIL"/>
-          <w:b w:val="0"/>
+          <w:b/>
           <w:i w:val="0"/>
           <w:color w:val="000000"/>
           <w:sz w:val="20"/>
         </w:rPr>
-        <w:t xml:space="preserve">Every </w:t>
-      </w:r>
-      <w:r>
-        <w:rPr>
-          <w:rFonts w:ascii="Courier New" w:hAnsi="Courier New" w:cs="Courier New" w:eastAsia="Courier New"/>
-          <w:b w:val="0"/>
-          <w:i w:val="0"/>
-          <w:color w:val="000000"/>
-          <w:sz w:val="17"/>
-        </w:rPr>
-        <w:t>ACT_SITE</w:t>
+        <w:t>S1 Fig.</w:t>
       </w:r>
       <w:r>
         <w:rPr>
@@ -12683,8 +12683,14 @@
           <w:color w:val="000000"/>
           <w:sz w:val="20"/>
         </w:rPr>
-        <w:t xml:space="preserve"> record covers a single residue. Expanding all 262 eligible records to one row per covered residue gives 594 rows: 565 after removing duplicates on (accession, start, end) and 566 on (accession, start, end, feature type). The target set itself is </w:t>
-      </w:r>
+        <w:t xml:space="preserve"> The eleven-stratum confidence family, drawn. Primary and inclusive arms across eleven model-confidence strata, from 163 sites down to 27. All post hoc.</w:t>
+      </w:r>
+    </w:p>
+    <w:p>
+      <w:pPr>
+        <w:spacing w:before="0" w:after="200" w:line="480" w:lineRule="auto"/>
+        <w:jc w:val="left"/>
+      </w:pPr>
       <w:r>
         <w:rPr>
           <w:rFonts w:ascii="Charis SIL" w:hAnsi="Charis SIL" w:cs="Charis SIL" w:eastAsia="Charis SIL"/>
@@ -12693,7 +12699,7 @@
           <w:color w:val="000000"/>
           <w:sz w:val="20"/>
         </w:rPr>
-        <w:t>560 distinct residues</w:t>
+        <w:t>S2 Fig.</w:t>
       </w:r>
       <w:r>
         <w:rPr>
@@ -12703,7 +12709,7 @@
           <w:color w:val="000000"/>
           <w:sz w:val="20"/>
         </w:rPr>
-        <w:t>, and that count reproduces exactly. The excess over 560 arises from P12904, whose intervals are recorded once per ligand, so the same residue appears under more than one record.</w:t>
+        <w:t xml:space="preserve"> Cohort, residue-class and feature-definition checks. Cohort versions, residue classes, alternative distance-feature definitions, and the post hoc SIFT comparator on common support, on one scale. All post hoc.</w:t>
       </w:r>
     </w:p>
     <w:p>
@@ -12714,13 +12720,29 @@
       <w:r>
         <w:rPr>
           <w:rFonts w:ascii="Charis SIL" w:hAnsi="Charis SIL" w:cs="Charis SIL" w:eastAsia="Charis SIL"/>
+          <w:b/>
+          <w:i w:val="0"/>
+          <w:color w:val="000000"/>
+          <w:sz w:val="20"/>
+        </w:rPr>
+        <w:t>S1 Table.</w:t>
+      </w:r>
+      <w:r>
+        <w:rPr>
+          <w:rFonts w:ascii="Charis SIL" w:hAnsi="Charis SIL" w:cs="Charis SIL" w:eastAsia="Charis SIL"/>
           <w:b w:val="0"/>
           <w:i w:val="0"/>
           <w:color w:val="000000"/>
           <w:sz w:val="20"/>
         </w:rPr>
-        <w:t xml:space="preserve">An earlier expanded row count kept in the analysis records does not reproduce under any simple rule and is </w:t>
-      </w:r>
+        <w:t xml:space="preserve"> The eleven-stratum confidence family, tabulated. Both cohort versions across every stratum, with sites and intervals. All post hoc.</w:t>
+      </w:r>
+    </w:p>
+    <w:p>
+      <w:pPr>
+        <w:spacing w:before="0" w:after="200" w:line="480" w:lineRule="auto"/>
+        <w:jc w:val="left"/>
+      </w:pPr>
       <w:r>
         <w:rPr>
           <w:rFonts w:ascii="Charis SIL" w:hAnsi="Charis SIL" w:cs="Charis SIL" w:eastAsia="Charis SIL"/>
@@ -12729,7 +12751,7 @@
           <w:color w:val="000000"/>
           <w:sz w:val="20"/>
         </w:rPr>
-        <w:t>withdrawn</w:t>
+        <w:t>S2 Appendix.</w:t>
       </w:r>
       <w:r>
         <w:rPr>
@@ -12739,12 +12761,12 @@
           <w:color w:val="000000"/>
           <w:sz w:val="20"/>
         </w:rPr>
-        <w:t>. It is named here rather than deleted because it appeared in an earlier version of this manuscript. No figure, table or claim in the present text depends on it; the numerical authority bars citing it.</w:t>
+        <w:t xml:space="preserve"> The simulated reviews. What was run, what it produced, and the statement that none of it is peer review.</w:t>
       </w:r>
     </w:p>
     <w:p>
       <w:pPr>
-        <w:spacing w:before="240" w:after="120" w:line="480" w:lineRule="auto"/>
+        <w:spacing w:before="0" w:after="200" w:line="480" w:lineRule="auto"/>
         <w:jc w:val="left"/>
       </w:pPr>
       <w:r>
@@ -12753,1921 +12775,10 @@
           <w:b/>
           <w:i w:val="0"/>
           <w:color w:val="000000"/>
-          <w:sz w:val="22"/>
-        </w:rPr>
-        <w:t>S1 Table. The eleven-stratum confidence family</w:t>
-      </w:r>
-    </w:p>
-    <w:tbl>
-      <w:tblPr>
-        <w:tblW w:type="auto" w:w="0"/>
-        <w:jc w:val="left"/>
-        <w:tblLayout w:type="autofit"/>
-        <w:tblLook w:firstColumn="1" w:firstRow="1" w:lastColumn="0" w:lastRow="0" w:noHBand="0" w:noVBand="1" w:val="04A0"/>
-      </w:tblPr>
-      <w:tblGrid>
-        <w:gridCol w:w="1383"/>
-        <w:gridCol w:w="1383"/>
-        <w:gridCol w:w="1383"/>
-        <w:gridCol w:w="1383"/>
-        <w:gridCol w:w="1383"/>
-        <w:gridCol w:w="1383"/>
-        <w:gridCol w:w="1383"/>
-      </w:tblGrid>
-      <w:tr>
-        <w:trPr>
-          <w:tblHeader w:val="true"/>
-        </w:trPr>
-        <w:tc>
-          <w:tcPr>
-            <w:tcW w:type="dxa" w:w="1383"/>
-            <w:tcBorders>
-              <w:bottom w:val="single" w:sz="6" w:color="000000"/>
-            </w:tcBorders>
-          </w:tcPr>
-          <w:p>
-            <w:pPr>
-              <w:spacing w:before="0" w:after="40" w:line="208" w:lineRule="exact"/>
-              <w:jc w:val="left"/>
-            </w:pPr>
-            <w:r>
-              <w:rPr>
-                <w:rFonts w:ascii="Charis SIL" w:hAnsi="Charis SIL" w:cs="Charis SIL" w:eastAsia="Charis SIL"/>
-                <w:b/>
-                <w:i w:val="0"/>
-                <w:color w:val="000000"/>
-                <w:sz w:val="16"/>
-              </w:rPr>
-              <w:t>Stratum</w:t>
-            </w:r>
-          </w:p>
-        </w:tc>
-        <w:tc>
-          <w:tcPr>
-            <w:tcW w:type="dxa" w:w="1383"/>
-            <w:tcBorders>
-              <w:bottom w:val="single" w:sz="6" w:color="000000"/>
-            </w:tcBorders>
-          </w:tcPr>
-          <w:p>
-            <w:pPr>
-              <w:spacing w:before="0" w:after="40" w:line="208" w:lineRule="exact"/>
-              <w:jc w:val="left"/>
-            </w:pPr>
-            <w:r>
-              <w:rPr>
-                <w:rFonts w:ascii="Charis SIL" w:hAnsi="Charis SIL" w:cs="Charis SIL" w:eastAsia="Charis SIL"/>
-                <w:b/>
-                <w:i w:val="0"/>
-                <w:color w:val="000000"/>
-                <w:sz w:val="16"/>
-              </w:rPr>
-              <w:t>Primary AUC</w:t>
-            </w:r>
-          </w:p>
-        </w:tc>
-        <w:tc>
-          <w:tcPr>
-            <w:tcW w:type="dxa" w:w="1383"/>
-            <w:tcBorders>
-              <w:bottom w:val="single" w:sz="6" w:color="000000"/>
-            </w:tcBorders>
-          </w:tcPr>
-          <w:p>
-            <w:pPr>
-              <w:spacing w:before="0" w:after="40" w:line="208" w:lineRule="exact"/>
-              <w:jc w:val="left"/>
-            </w:pPr>
-            <w:r>
-              <w:rPr>
-                <w:rFonts w:ascii="Charis SIL" w:hAnsi="Charis SIL" w:cs="Charis SIL" w:eastAsia="Charis SIL"/>
-                <w:b/>
-                <w:i w:val="0"/>
-                <w:color w:val="000000"/>
-                <w:sz w:val="16"/>
-              </w:rPr>
-              <w:t>95% interval</w:t>
-            </w:r>
-          </w:p>
-        </w:tc>
-        <w:tc>
-          <w:tcPr>
-            <w:tcW w:type="dxa" w:w="1383"/>
-            <w:tcBorders>
-              <w:bottom w:val="single" w:sz="6" w:color="000000"/>
-            </w:tcBorders>
-          </w:tcPr>
-          <w:p>
-            <w:pPr>
-              <w:spacing w:before="0" w:after="40" w:line="208" w:lineRule="exact"/>
-              <w:jc w:val="left"/>
-            </w:pPr>
-            <w:r>
-              <w:rPr>
-                <w:rFonts w:ascii="Charis SIL" w:hAnsi="Charis SIL" w:cs="Charis SIL" w:eastAsia="Charis SIL"/>
-                <w:b/>
-                <w:i w:val="0"/>
-                <w:color w:val="000000"/>
-                <w:sz w:val="16"/>
-              </w:rPr>
-              <w:t>n</w:t>
-            </w:r>
-          </w:p>
-        </w:tc>
-        <w:tc>
-          <w:tcPr>
-            <w:tcW w:type="dxa" w:w="1383"/>
-            <w:tcBorders>
-              <w:bottom w:val="single" w:sz="6" w:color="000000"/>
-            </w:tcBorders>
-          </w:tcPr>
-          <w:p>
-            <w:pPr>
-              <w:spacing w:before="0" w:after="40" w:line="208" w:lineRule="exact"/>
-              <w:jc w:val="left"/>
-            </w:pPr>
-            <w:r>
-              <w:rPr>
-                <w:rFonts w:ascii="Charis SIL" w:hAnsi="Charis SIL" w:cs="Charis SIL" w:eastAsia="Charis SIL"/>
-                <w:b/>
-                <w:i w:val="0"/>
-                <w:color w:val="000000"/>
-                <w:sz w:val="16"/>
-              </w:rPr>
-              <w:t>Inclusive AUC</w:t>
-            </w:r>
-          </w:p>
-        </w:tc>
-        <w:tc>
-          <w:tcPr>
-            <w:tcW w:type="dxa" w:w="1383"/>
-            <w:tcBorders>
-              <w:bottom w:val="single" w:sz="6" w:color="000000"/>
-            </w:tcBorders>
-          </w:tcPr>
-          <w:p>
-            <w:pPr>
-              <w:spacing w:before="0" w:after="40" w:line="208" w:lineRule="exact"/>
-              <w:jc w:val="left"/>
-            </w:pPr>
-            <w:r>
-              <w:rPr>
-                <w:rFonts w:ascii="Charis SIL" w:hAnsi="Charis SIL" w:cs="Charis SIL" w:eastAsia="Charis SIL"/>
-                <w:b/>
-                <w:i w:val="0"/>
-                <w:color w:val="000000"/>
-                <w:sz w:val="16"/>
-              </w:rPr>
-              <w:t>95% interval</w:t>
-            </w:r>
-          </w:p>
-        </w:tc>
-        <w:tc>
-          <w:tcPr>
-            <w:tcW w:type="dxa" w:w="1383"/>
-            <w:tcBorders>
-              <w:bottom w:val="single" w:sz="6" w:color="000000"/>
-            </w:tcBorders>
-          </w:tcPr>
-          <w:p>
-            <w:pPr>
-              <w:spacing w:before="0" w:after="40" w:line="208" w:lineRule="exact"/>
-              <w:jc w:val="left"/>
-            </w:pPr>
-            <w:r>
-              <w:rPr>
-                <w:rFonts w:ascii="Charis SIL" w:hAnsi="Charis SIL" w:cs="Charis SIL" w:eastAsia="Charis SIL"/>
-                <w:b/>
-                <w:i w:val="0"/>
-                <w:color w:val="000000"/>
-                <w:sz w:val="16"/>
-              </w:rPr>
-              <w:t>n</w:t>
-            </w:r>
-          </w:p>
-        </w:tc>
-      </w:tr>
-      <w:tr>
-        <w:tc>
-          <w:tcPr>
-            <w:tcW w:type="dxa" w:w="1383"/>
-          </w:tcPr>
-          <w:p>
-            <w:pPr>
-              <w:spacing w:before="0" w:after="40" w:line="208" w:lineRule="exact"/>
-              <w:jc w:val="left"/>
-            </w:pPr>
-            <w:r>
-              <w:rPr>
-                <w:rFonts w:ascii="Charis SIL" w:hAnsi="Charis SIL" w:cs="Charis SIL" w:eastAsia="Charis SIL"/>
-                <w:b w:val="0"/>
-                <w:i w:val="0"/>
-                <w:color w:val="000000"/>
-                <w:sz w:val="16"/>
-              </w:rPr>
-              <w:t>All</w:t>
-            </w:r>
-          </w:p>
-        </w:tc>
-        <w:tc>
-          <w:tcPr>
-            <w:tcW w:type="dxa" w:w="1383"/>
-          </w:tcPr>
-          <w:p>
-            <w:pPr>
-              <w:spacing w:before="0" w:after="40" w:line="208" w:lineRule="exact"/>
-              <w:jc w:val="left"/>
-            </w:pPr>
-            <w:r>
-              <w:rPr>
-                <w:rFonts w:ascii="Charis SIL" w:hAnsi="Charis SIL" w:cs="Charis SIL" w:eastAsia="Charis SIL"/>
-                <w:b w:val="0"/>
-                <w:i w:val="0"/>
-                <w:color w:val="000000"/>
-                <w:sz w:val="16"/>
-              </w:rPr>
-              <w:t>0.527</w:t>
-            </w:r>
-          </w:p>
-        </w:tc>
-        <w:tc>
-          <w:tcPr>
-            <w:tcW w:type="dxa" w:w="1383"/>
-          </w:tcPr>
-          <w:p>
-            <w:pPr>
-              <w:spacing w:before="0" w:after="40" w:line="208" w:lineRule="exact"/>
-              <w:jc w:val="left"/>
-            </w:pPr>
-            <w:r>
-              <w:rPr>
-                <w:rFonts w:ascii="Charis SIL" w:hAnsi="Charis SIL" w:cs="Charis SIL" w:eastAsia="Charis SIL"/>
-                <w:b w:val="0"/>
-                <w:i w:val="0"/>
-                <w:color w:val="000000"/>
-                <w:sz w:val="16"/>
-              </w:rPr>
-              <w:t>0.417–0.632</w:t>
-            </w:r>
-          </w:p>
-        </w:tc>
-        <w:tc>
-          <w:tcPr>
-            <w:tcW w:type="dxa" w:w="1383"/>
-          </w:tcPr>
-          <w:p>
-            <w:pPr>
-              <w:spacing w:before="0" w:after="40" w:line="208" w:lineRule="exact"/>
-              <w:jc w:val="left"/>
-            </w:pPr>
-            <w:r>
-              <w:rPr>
-                <w:rFonts w:ascii="Charis SIL" w:hAnsi="Charis SIL" w:cs="Charis SIL" w:eastAsia="Charis SIL"/>
-                <w:b w:val="0"/>
-                <w:i w:val="0"/>
-                <w:color w:val="000000"/>
-                <w:sz w:val="16"/>
-              </w:rPr>
-              <w:t>163</w:t>
-            </w:r>
-          </w:p>
-        </w:tc>
-        <w:tc>
-          <w:tcPr>
-            <w:tcW w:type="dxa" w:w="1383"/>
-          </w:tcPr>
-          <w:p>
-            <w:pPr>
-              <w:spacing w:before="0" w:after="40" w:line="208" w:lineRule="exact"/>
-              <w:jc w:val="left"/>
-            </w:pPr>
-            <w:r>
-              <w:rPr>
-                <w:rFonts w:ascii="Charis SIL" w:hAnsi="Charis SIL" w:cs="Charis SIL" w:eastAsia="Charis SIL"/>
-                <w:b w:val="0"/>
-                <w:i w:val="0"/>
-                <w:color w:val="000000"/>
-                <w:sz w:val="16"/>
-              </w:rPr>
-              <w:t>0.544</w:t>
-            </w:r>
-          </w:p>
-        </w:tc>
-        <w:tc>
-          <w:tcPr>
-            <w:tcW w:type="dxa" w:w="1383"/>
-          </w:tcPr>
-          <w:p>
-            <w:pPr>
-              <w:spacing w:before="0" w:after="40" w:line="208" w:lineRule="exact"/>
-              <w:jc w:val="left"/>
-            </w:pPr>
-            <w:r>
-              <w:rPr>
-                <w:rFonts w:ascii="Charis SIL" w:hAnsi="Charis SIL" w:cs="Charis SIL" w:eastAsia="Charis SIL"/>
-                <w:b w:val="0"/>
-                <w:i w:val="0"/>
-                <w:color w:val="000000"/>
-                <w:sz w:val="16"/>
-              </w:rPr>
-              <w:t>0.436–0.649</w:t>
-            </w:r>
-          </w:p>
-        </w:tc>
-        <w:tc>
-          <w:tcPr>
-            <w:tcW w:type="dxa" w:w="1383"/>
-          </w:tcPr>
-          <w:p>
-            <w:pPr>
-              <w:spacing w:before="0" w:after="40" w:line="208" w:lineRule="exact"/>
-              <w:jc w:val="left"/>
-            </w:pPr>
-            <w:r>
-              <w:rPr>
-                <w:rFonts w:ascii="Charis SIL" w:hAnsi="Charis SIL" w:cs="Charis SIL" w:eastAsia="Charis SIL"/>
-                <w:b w:val="0"/>
-                <w:i w:val="0"/>
-                <w:color w:val="000000"/>
-                <w:sz w:val="16"/>
-              </w:rPr>
-              <w:t>166</w:t>
-            </w:r>
-          </w:p>
-        </w:tc>
-      </w:tr>
-      <w:tr>
-        <w:tc>
-          <w:tcPr>
-            <w:tcW w:type="dxa" w:w="1383"/>
-          </w:tcPr>
-          <w:p>
-            <w:pPr>
-              <w:spacing w:before="0" w:after="40" w:line="208" w:lineRule="exact"/>
-              <w:jc w:val="left"/>
-            </w:pPr>
-            <w:r>
-              <w:rPr>
-                <w:rFonts w:ascii="Charis SIL" w:hAnsi="Charis SIL" w:cs="Charis SIL" w:eastAsia="Charis SIL"/>
-                <w:b w:val="0"/>
-                <w:i w:val="0"/>
-                <w:color w:val="000000"/>
-                <w:sz w:val="16"/>
-              </w:rPr>
-              <w:t>Site pLDDT ≥50</w:t>
-            </w:r>
-          </w:p>
-        </w:tc>
-        <w:tc>
-          <w:tcPr>
-            <w:tcW w:type="dxa" w:w="1383"/>
-          </w:tcPr>
-          <w:p>
-            <w:pPr>
-              <w:spacing w:before="0" w:after="40" w:line="208" w:lineRule="exact"/>
-              <w:jc w:val="left"/>
-            </w:pPr>
-            <w:r>
-              <w:rPr>
-                <w:rFonts w:ascii="Charis SIL" w:hAnsi="Charis SIL" w:cs="Charis SIL" w:eastAsia="Charis SIL"/>
-                <w:b w:val="0"/>
-                <w:i w:val="0"/>
-                <w:color w:val="000000"/>
-                <w:sz w:val="16"/>
-              </w:rPr>
-              <w:t>0.489</w:t>
-            </w:r>
-          </w:p>
-        </w:tc>
-        <w:tc>
-          <w:tcPr>
-            <w:tcW w:type="dxa" w:w="1383"/>
-          </w:tcPr>
-          <w:p>
-            <w:pPr>
-              <w:spacing w:before="0" w:after="40" w:line="208" w:lineRule="exact"/>
-              <w:jc w:val="left"/>
-            </w:pPr>
-            <w:r>
-              <w:rPr>
-                <w:rFonts w:ascii="Charis SIL" w:hAnsi="Charis SIL" w:cs="Charis SIL" w:eastAsia="Charis SIL"/>
-                <w:b w:val="0"/>
-                <w:i w:val="0"/>
-                <w:color w:val="000000"/>
-                <w:sz w:val="16"/>
-              </w:rPr>
-              <w:t>0.347–0.634</w:t>
-            </w:r>
-          </w:p>
-        </w:tc>
-        <w:tc>
-          <w:tcPr>
-            <w:tcW w:type="dxa" w:w="1383"/>
-          </w:tcPr>
-          <w:p>
-            <w:pPr>
-              <w:spacing w:before="0" w:after="40" w:line="208" w:lineRule="exact"/>
-              <w:jc w:val="left"/>
-            </w:pPr>
-            <w:r>
-              <w:rPr>
-                <w:rFonts w:ascii="Charis SIL" w:hAnsi="Charis SIL" w:cs="Charis SIL" w:eastAsia="Charis SIL"/>
-                <w:b w:val="0"/>
-                <w:i w:val="0"/>
-                <w:color w:val="000000"/>
-                <w:sz w:val="16"/>
-              </w:rPr>
-              <w:t>79</w:t>
-            </w:r>
-          </w:p>
-        </w:tc>
-        <w:tc>
-          <w:tcPr>
-            <w:tcW w:type="dxa" w:w="1383"/>
-          </w:tcPr>
-          <w:p>
-            <w:pPr>
-              <w:spacing w:before="0" w:after="40" w:line="208" w:lineRule="exact"/>
-              <w:jc w:val="left"/>
-            </w:pPr>
-            <w:r>
-              <w:rPr>
-                <w:rFonts w:ascii="Charis SIL" w:hAnsi="Charis SIL" w:cs="Charis SIL" w:eastAsia="Charis SIL"/>
-                <w:b w:val="0"/>
-                <w:i w:val="0"/>
-                <w:color w:val="000000"/>
-                <w:sz w:val="16"/>
-              </w:rPr>
-              <w:t>0.522</w:t>
-            </w:r>
-          </w:p>
-        </w:tc>
-        <w:tc>
-          <w:tcPr>
-            <w:tcW w:type="dxa" w:w="1383"/>
-          </w:tcPr>
-          <w:p>
-            <w:pPr>
-              <w:spacing w:before="0" w:after="40" w:line="208" w:lineRule="exact"/>
-              <w:jc w:val="left"/>
-            </w:pPr>
-            <w:r>
-              <w:rPr>
-                <w:rFonts w:ascii="Charis SIL" w:hAnsi="Charis SIL" w:cs="Charis SIL" w:eastAsia="Charis SIL"/>
-                <w:b w:val="0"/>
-                <w:i w:val="0"/>
-                <w:color w:val="000000"/>
-                <w:sz w:val="16"/>
-              </w:rPr>
-              <w:t>0.380–0.665</w:t>
-            </w:r>
-          </w:p>
-        </w:tc>
-        <w:tc>
-          <w:tcPr>
-            <w:tcW w:type="dxa" w:w="1383"/>
-          </w:tcPr>
-          <w:p>
-            <w:pPr>
-              <w:spacing w:before="0" w:after="40" w:line="208" w:lineRule="exact"/>
-              <w:jc w:val="left"/>
-            </w:pPr>
-            <w:r>
-              <w:rPr>
-                <w:rFonts w:ascii="Charis SIL" w:hAnsi="Charis SIL" w:cs="Charis SIL" w:eastAsia="Charis SIL"/>
-                <w:b w:val="0"/>
-                <w:i w:val="0"/>
-                <w:color w:val="000000"/>
-                <w:sz w:val="16"/>
-              </w:rPr>
-              <w:t>82</w:t>
-            </w:r>
-          </w:p>
-        </w:tc>
-      </w:tr>
-      <w:tr>
-        <w:tc>
-          <w:tcPr>
-            <w:tcW w:type="dxa" w:w="1383"/>
-          </w:tcPr>
-          <w:p>
-            <w:pPr>
-              <w:spacing w:before="0" w:after="40" w:line="208" w:lineRule="exact"/>
-              <w:jc w:val="left"/>
-            </w:pPr>
-            <w:r>
-              <w:rPr>
-                <w:rFonts w:ascii="Charis SIL" w:hAnsi="Charis SIL" w:cs="Charis SIL" w:eastAsia="Charis SIL"/>
-                <w:b w:val="0"/>
-                <w:i w:val="0"/>
-                <w:color w:val="000000"/>
-                <w:sz w:val="16"/>
-              </w:rPr>
-              <w:t>Site pLDDT ≥70</w:t>
-            </w:r>
-          </w:p>
-        </w:tc>
-        <w:tc>
-          <w:tcPr>
-            <w:tcW w:type="dxa" w:w="1383"/>
-          </w:tcPr>
-          <w:p>
-            <w:pPr>
-              <w:spacing w:before="0" w:after="40" w:line="208" w:lineRule="exact"/>
-              <w:jc w:val="left"/>
-            </w:pPr>
-            <w:r>
-              <w:rPr>
-                <w:rFonts w:ascii="Charis SIL" w:hAnsi="Charis SIL" w:cs="Charis SIL" w:eastAsia="Charis SIL"/>
-                <w:b w:val="0"/>
-                <w:i w:val="0"/>
-                <w:color w:val="000000"/>
-                <w:sz w:val="16"/>
-              </w:rPr>
-              <w:t>0.459</w:t>
-            </w:r>
-          </w:p>
-        </w:tc>
-        <w:tc>
-          <w:tcPr>
-            <w:tcW w:type="dxa" w:w="1383"/>
-          </w:tcPr>
-          <w:p>
-            <w:pPr>
-              <w:spacing w:before="0" w:after="40" w:line="208" w:lineRule="exact"/>
-              <w:jc w:val="left"/>
-            </w:pPr>
-            <w:r>
-              <w:rPr>
-                <w:rFonts w:ascii="Charis SIL" w:hAnsi="Charis SIL" w:cs="Charis SIL" w:eastAsia="Charis SIL"/>
-                <w:b w:val="0"/>
-                <w:i w:val="0"/>
-                <w:color w:val="000000"/>
-                <w:sz w:val="16"/>
-              </w:rPr>
-              <w:t>0.303–0.618</w:t>
-            </w:r>
-          </w:p>
-        </w:tc>
-        <w:tc>
-          <w:tcPr>
-            <w:tcW w:type="dxa" w:w="1383"/>
-          </w:tcPr>
-          <w:p>
-            <w:pPr>
-              <w:spacing w:before="0" w:after="40" w:line="208" w:lineRule="exact"/>
-              <w:jc w:val="left"/>
-            </w:pPr>
-            <w:r>
-              <w:rPr>
-                <w:rFonts w:ascii="Charis SIL" w:hAnsi="Charis SIL" w:cs="Charis SIL" w:eastAsia="Charis SIL"/>
-                <w:b w:val="0"/>
-                <w:i w:val="0"/>
-                <w:color w:val="000000"/>
-                <w:sz w:val="16"/>
-              </w:rPr>
-              <w:t>60</w:t>
-            </w:r>
-          </w:p>
-        </w:tc>
-        <w:tc>
-          <w:tcPr>
-            <w:tcW w:type="dxa" w:w="1383"/>
-          </w:tcPr>
-          <w:p>
-            <w:pPr>
-              <w:spacing w:before="0" w:after="40" w:line="208" w:lineRule="exact"/>
-              <w:jc w:val="left"/>
-            </w:pPr>
-            <w:r>
-              <w:rPr>
-                <w:rFonts w:ascii="Charis SIL" w:hAnsi="Charis SIL" w:cs="Charis SIL" w:eastAsia="Charis SIL"/>
-                <w:b w:val="0"/>
-                <w:i w:val="0"/>
-                <w:color w:val="000000"/>
-                <w:sz w:val="16"/>
-              </w:rPr>
-              <w:t>0.507</w:t>
-            </w:r>
-          </w:p>
-        </w:tc>
-        <w:tc>
-          <w:tcPr>
-            <w:tcW w:type="dxa" w:w="1383"/>
-          </w:tcPr>
-          <w:p>
-            <w:pPr>
-              <w:spacing w:before="0" w:after="40" w:line="208" w:lineRule="exact"/>
-              <w:jc w:val="left"/>
-            </w:pPr>
-            <w:r>
-              <w:rPr>
-                <w:rFonts w:ascii="Charis SIL" w:hAnsi="Charis SIL" w:cs="Charis SIL" w:eastAsia="Charis SIL"/>
-                <w:b w:val="0"/>
-                <w:i w:val="0"/>
-                <w:color w:val="000000"/>
-                <w:sz w:val="16"/>
-              </w:rPr>
-              <w:t>0.351–0.663</w:t>
-            </w:r>
-          </w:p>
-        </w:tc>
-        <w:tc>
-          <w:tcPr>
-            <w:tcW w:type="dxa" w:w="1383"/>
-          </w:tcPr>
-          <w:p>
-            <w:pPr>
-              <w:spacing w:before="0" w:after="40" w:line="208" w:lineRule="exact"/>
-              <w:jc w:val="left"/>
-            </w:pPr>
-            <w:r>
-              <w:rPr>
-                <w:rFonts w:ascii="Charis SIL" w:hAnsi="Charis SIL" w:cs="Charis SIL" w:eastAsia="Charis SIL"/>
-                <w:b w:val="0"/>
-                <w:i w:val="0"/>
-                <w:color w:val="000000"/>
-                <w:sz w:val="16"/>
-              </w:rPr>
-              <w:t>63</w:t>
-            </w:r>
-          </w:p>
-        </w:tc>
-      </w:tr>
-      <w:tr>
-        <w:tc>
-          <w:tcPr>
-            <w:tcW w:type="dxa" w:w="1383"/>
-          </w:tcPr>
-          <w:p>
-            <w:pPr>
-              <w:spacing w:before="0" w:after="40" w:line="208" w:lineRule="exact"/>
-              <w:jc w:val="left"/>
-            </w:pPr>
-            <w:r>
-              <w:rPr>
-                <w:rFonts w:ascii="Charis SIL" w:hAnsi="Charis SIL" w:cs="Charis SIL" w:eastAsia="Charis SIL"/>
-                <w:b w:val="0"/>
-                <w:i w:val="0"/>
-                <w:color w:val="000000"/>
-                <w:sz w:val="16"/>
-              </w:rPr>
-              <w:t>Site and target pLDDT ≥70</w:t>
-            </w:r>
-          </w:p>
-        </w:tc>
-        <w:tc>
-          <w:tcPr>
-            <w:tcW w:type="dxa" w:w="1383"/>
-          </w:tcPr>
-          <w:p>
-            <w:pPr>
-              <w:spacing w:before="0" w:after="40" w:line="208" w:lineRule="exact"/>
-              <w:jc w:val="left"/>
-            </w:pPr>
-            <w:r>
-              <w:rPr>
-                <w:rFonts w:ascii="Charis SIL" w:hAnsi="Charis SIL" w:cs="Charis SIL" w:eastAsia="Charis SIL"/>
-                <w:b w:val="0"/>
-                <w:i w:val="0"/>
-                <w:color w:val="000000"/>
-                <w:sz w:val="16"/>
-              </w:rPr>
-              <w:t>0.450</w:t>
-            </w:r>
-          </w:p>
-        </w:tc>
-        <w:tc>
-          <w:tcPr>
-            <w:tcW w:type="dxa" w:w="1383"/>
-          </w:tcPr>
-          <w:p>
-            <w:pPr>
-              <w:spacing w:before="0" w:after="40" w:line="208" w:lineRule="exact"/>
-              <w:jc w:val="left"/>
-            </w:pPr>
-            <w:r>
-              <w:rPr>
-                <w:rFonts w:ascii="Charis SIL" w:hAnsi="Charis SIL" w:cs="Charis SIL" w:eastAsia="Charis SIL"/>
-                <w:b w:val="0"/>
-                <w:i w:val="0"/>
-                <w:color w:val="000000"/>
-                <w:sz w:val="16"/>
-              </w:rPr>
-              <w:t>0.288–0.606</w:t>
-            </w:r>
-          </w:p>
-        </w:tc>
-        <w:tc>
-          <w:tcPr>
-            <w:tcW w:type="dxa" w:w="1383"/>
-          </w:tcPr>
-          <w:p>
-            <w:pPr>
-              <w:spacing w:before="0" w:after="40" w:line="208" w:lineRule="exact"/>
-              <w:jc w:val="left"/>
-            </w:pPr>
-            <w:r>
-              <w:rPr>
-                <w:rFonts w:ascii="Charis SIL" w:hAnsi="Charis SIL" w:cs="Charis SIL" w:eastAsia="Charis SIL"/>
-                <w:b w:val="0"/>
-                <w:i w:val="0"/>
-                <w:color w:val="000000"/>
-                <w:sz w:val="16"/>
-              </w:rPr>
-              <w:t>58</w:t>
-            </w:r>
-          </w:p>
-        </w:tc>
-        <w:tc>
-          <w:tcPr>
-            <w:tcW w:type="dxa" w:w="1383"/>
-          </w:tcPr>
-          <w:p>
-            <w:pPr>
-              <w:spacing w:before="0" w:after="40" w:line="208" w:lineRule="exact"/>
-              <w:jc w:val="left"/>
-            </w:pPr>
-            <w:r>
-              <w:rPr>
-                <w:rFonts w:ascii="Charis SIL" w:hAnsi="Charis SIL" w:cs="Charis SIL" w:eastAsia="Charis SIL"/>
-                <w:b w:val="0"/>
-                <w:i w:val="0"/>
-                <w:color w:val="000000"/>
-                <w:sz w:val="16"/>
-              </w:rPr>
-              <w:t>0.500</w:t>
-            </w:r>
-          </w:p>
-        </w:tc>
-        <w:tc>
-          <w:tcPr>
-            <w:tcW w:type="dxa" w:w="1383"/>
-          </w:tcPr>
-          <w:p>
-            <w:pPr>
-              <w:spacing w:before="0" w:after="40" w:line="208" w:lineRule="exact"/>
-              <w:jc w:val="left"/>
-            </w:pPr>
-            <w:r>
-              <w:rPr>
-                <w:rFonts w:ascii="Charis SIL" w:hAnsi="Charis SIL" w:cs="Charis SIL" w:eastAsia="Charis SIL"/>
-                <w:b w:val="0"/>
-                <w:i w:val="0"/>
-                <w:color w:val="000000"/>
-                <w:sz w:val="16"/>
-              </w:rPr>
-              <w:t>0.337–0.658</w:t>
-            </w:r>
-          </w:p>
-        </w:tc>
-        <w:tc>
-          <w:tcPr>
-            <w:tcW w:type="dxa" w:w="1383"/>
-          </w:tcPr>
-          <w:p>
-            <w:pPr>
-              <w:spacing w:before="0" w:after="40" w:line="208" w:lineRule="exact"/>
-              <w:jc w:val="left"/>
-            </w:pPr>
-            <w:r>
-              <w:rPr>
-                <w:rFonts w:ascii="Charis SIL" w:hAnsi="Charis SIL" w:cs="Charis SIL" w:eastAsia="Charis SIL"/>
-                <w:b w:val="0"/>
-                <w:i w:val="0"/>
-                <w:color w:val="000000"/>
-                <w:sz w:val="16"/>
-              </w:rPr>
-              <w:t>61</w:t>
-            </w:r>
-          </w:p>
-        </w:tc>
-      </w:tr>
-      <w:tr>
-        <w:tc>
-          <w:tcPr>
-            <w:tcW w:type="dxa" w:w="1383"/>
-          </w:tcPr>
-          <w:p>
-            <w:pPr>
-              <w:spacing w:before="0" w:after="40" w:line="208" w:lineRule="exact"/>
-              <w:jc w:val="left"/>
-            </w:pPr>
-            <w:r>
-              <w:rPr>
-                <w:rFonts w:ascii="Charis SIL" w:hAnsi="Charis SIL" w:cs="Charis SIL" w:eastAsia="Charis SIL"/>
-                <w:b w:val="0"/>
-                <w:i w:val="0"/>
-                <w:color w:val="000000"/>
-                <w:sz w:val="16"/>
-              </w:rPr>
-              <w:t>Site pLDDT ≥90</w:t>
-            </w:r>
-          </w:p>
-        </w:tc>
-        <w:tc>
-          <w:tcPr>
-            <w:tcW w:type="dxa" w:w="1383"/>
-          </w:tcPr>
-          <w:p>
-            <w:pPr>
-              <w:spacing w:before="0" w:after="40" w:line="208" w:lineRule="exact"/>
-              <w:jc w:val="left"/>
-            </w:pPr>
-            <w:r>
-              <w:rPr>
-                <w:rFonts w:ascii="Charis SIL" w:hAnsi="Charis SIL" w:cs="Charis SIL" w:eastAsia="Charis SIL"/>
-                <w:b w:val="0"/>
-                <w:i w:val="0"/>
-                <w:color w:val="000000"/>
-                <w:sz w:val="16"/>
-              </w:rPr>
-              <w:t>0.570</w:t>
-            </w:r>
-          </w:p>
-        </w:tc>
-        <w:tc>
-          <w:tcPr>
-            <w:tcW w:type="dxa" w:w="1383"/>
-          </w:tcPr>
-          <w:p>
-            <w:pPr>
-              <w:spacing w:before="0" w:after="40" w:line="208" w:lineRule="exact"/>
-              <w:jc w:val="left"/>
-            </w:pPr>
-            <w:r>
-              <w:rPr>
-                <w:rFonts w:ascii="Charis SIL" w:hAnsi="Charis SIL" w:cs="Charis SIL" w:eastAsia="Charis SIL"/>
-                <w:b w:val="0"/>
-                <w:i w:val="0"/>
-                <w:color w:val="000000"/>
-                <w:sz w:val="16"/>
-              </w:rPr>
-              <w:t>0.371–0.746</w:t>
-            </w:r>
-          </w:p>
-        </w:tc>
-        <w:tc>
-          <w:tcPr>
-            <w:tcW w:type="dxa" w:w="1383"/>
-          </w:tcPr>
-          <w:p>
-            <w:pPr>
-              <w:spacing w:before="0" w:after="40" w:line="208" w:lineRule="exact"/>
-              <w:jc w:val="left"/>
-            </w:pPr>
-            <w:r>
-              <w:rPr>
-                <w:rFonts w:ascii="Charis SIL" w:hAnsi="Charis SIL" w:cs="Charis SIL" w:eastAsia="Charis SIL"/>
-                <w:b w:val="0"/>
-                <w:i w:val="0"/>
-                <w:color w:val="000000"/>
-                <w:sz w:val="16"/>
-              </w:rPr>
-              <w:t>35</w:t>
-            </w:r>
-          </w:p>
-        </w:tc>
-        <w:tc>
-          <w:tcPr>
-            <w:tcW w:type="dxa" w:w="1383"/>
-          </w:tcPr>
-          <w:p>
-            <w:pPr>
-              <w:spacing w:before="0" w:after="40" w:line="208" w:lineRule="exact"/>
-              <w:jc w:val="left"/>
-            </w:pPr>
-            <w:r>
-              <w:rPr>
-                <w:rFonts w:ascii="Charis SIL" w:hAnsi="Charis SIL" w:cs="Charis SIL" w:eastAsia="Charis SIL"/>
-                <w:b w:val="0"/>
-                <w:i w:val="0"/>
-                <w:color w:val="000000"/>
-                <w:sz w:val="16"/>
-              </w:rPr>
-              <w:t>0.622</w:t>
-            </w:r>
-          </w:p>
-        </w:tc>
-        <w:tc>
-          <w:tcPr>
-            <w:tcW w:type="dxa" w:w="1383"/>
-          </w:tcPr>
-          <w:p>
-            <w:pPr>
-              <w:spacing w:before="0" w:after="40" w:line="208" w:lineRule="exact"/>
-              <w:jc w:val="left"/>
-            </w:pPr>
-            <w:r>
-              <w:rPr>
-                <w:rFonts w:ascii="Charis SIL" w:hAnsi="Charis SIL" w:cs="Charis SIL" w:eastAsia="Charis SIL"/>
-                <w:b w:val="0"/>
-                <w:i w:val="0"/>
-                <w:color w:val="000000"/>
-                <w:sz w:val="16"/>
-              </w:rPr>
-              <w:t>0.435–0.791</w:t>
-            </w:r>
-          </w:p>
-        </w:tc>
-        <w:tc>
-          <w:tcPr>
-            <w:tcW w:type="dxa" w:w="1383"/>
-          </w:tcPr>
-          <w:p>
-            <w:pPr>
-              <w:spacing w:before="0" w:after="40" w:line="208" w:lineRule="exact"/>
-              <w:jc w:val="left"/>
-            </w:pPr>
-            <w:r>
-              <w:rPr>
-                <w:rFonts w:ascii="Charis SIL" w:hAnsi="Charis SIL" w:cs="Charis SIL" w:eastAsia="Charis SIL"/>
-                <w:b w:val="0"/>
-                <w:i w:val="0"/>
-                <w:color w:val="000000"/>
-                <w:sz w:val="16"/>
-              </w:rPr>
-              <w:t>38</w:t>
-            </w:r>
-          </w:p>
-        </w:tc>
-      </w:tr>
-      <w:tr>
-        <w:tc>
-          <w:tcPr>
-            <w:tcW w:type="dxa" w:w="1383"/>
-          </w:tcPr>
-          <w:p>
-            <w:pPr>
-              <w:spacing w:before="0" w:after="40" w:line="208" w:lineRule="exact"/>
-              <w:jc w:val="left"/>
-            </w:pPr>
-            <w:r>
-              <w:rPr>
-                <w:rFonts w:ascii="Charis SIL" w:hAnsi="Charis SIL" w:cs="Charis SIL" w:eastAsia="Charis SIL"/>
-                <w:b w:val="0"/>
-                <w:i w:val="0"/>
-                <w:color w:val="000000"/>
-                <w:sz w:val="16"/>
-              </w:rPr>
-              <w:t>Site and target pLDDT ≥90</w:t>
-            </w:r>
-          </w:p>
-        </w:tc>
-        <w:tc>
-          <w:tcPr>
-            <w:tcW w:type="dxa" w:w="1383"/>
-          </w:tcPr>
-          <w:p>
-            <w:pPr>
-              <w:spacing w:before="0" w:after="40" w:line="208" w:lineRule="exact"/>
-              <w:jc w:val="left"/>
-            </w:pPr>
-            <w:r>
-              <w:rPr>
-                <w:rFonts w:ascii="Charis SIL" w:hAnsi="Charis SIL" w:cs="Charis SIL" w:eastAsia="Charis SIL"/>
-                <w:b w:val="0"/>
-                <w:i w:val="0"/>
-                <w:color w:val="000000"/>
-                <w:sz w:val="16"/>
-              </w:rPr>
-              <w:t>0.641</w:t>
-            </w:r>
-          </w:p>
-        </w:tc>
-        <w:tc>
-          <w:tcPr>
-            <w:tcW w:type="dxa" w:w="1383"/>
-          </w:tcPr>
-          <w:p>
-            <w:pPr>
-              <w:spacing w:before="0" w:after="40" w:line="208" w:lineRule="exact"/>
-              <w:jc w:val="left"/>
-            </w:pPr>
-            <w:r>
-              <w:rPr>
-                <w:rFonts w:ascii="Charis SIL" w:hAnsi="Charis SIL" w:cs="Charis SIL" w:eastAsia="Charis SIL"/>
-                <w:b w:val="0"/>
-                <w:i w:val="0"/>
-                <w:color w:val="000000"/>
-                <w:sz w:val="16"/>
-              </w:rPr>
-              <w:t>0.464–0.789</w:t>
-            </w:r>
-          </w:p>
-        </w:tc>
-        <w:tc>
-          <w:tcPr>
-            <w:tcW w:type="dxa" w:w="1383"/>
-          </w:tcPr>
-          <w:p>
-            <w:pPr>
-              <w:spacing w:before="0" w:after="40" w:line="208" w:lineRule="exact"/>
-              <w:jc w:val="left"/>
-            </w:pPr>
-            <w:r>
-              <w:rPr>
-                <w:rFonts w:ascii="Charis SIL" w:hAnsi="Charis SIL" w:cs="Charis SIL" w:eastAsia="Charis SIL"/>
-                <w:b w:val="0"/>
-                <w:i w:val="0"/>
-                <w:color w:val="000000"/>
-                <w:sz w:val="16"/>
-              </w:rPr>
-              <w:t>28</w:t>
-            </w:r>
-          </w:p>
-        </w:tc>
-        <w:tc>
-          <w:tcPr>
-            <w:tcW w:type="dxa" w:w="1383"/>
-          </w:tcPr>
-          <w:p>
-            <w:pPr>
-              <w:spacing w:before="0" w:after="40" w:line="208" w:lineRule="exact"/>
-              <w:jc w:val="left"/>
-            </w:pPr>
-            <w:r>
-              <w:rPr>
-                <w:rFonts w:ascii="Charis SIL" w:hAnsi="Charis SIL" w:cs="Charis SIL" w:eastAsia="Charis SIL"/>
-                <w:b w:val="0"/>
-                <w:i w:val="0"/>
-                <w:color w:val="000000"/>
-                <w:sz w:val="16"/>
-              </w:rPr>
-              <w:t>0.697</w:t>
-            </w:r>
-          </w:p>
-        </w:tc>
-        <w:tc>
-          <w:tcPr>
-            <w:tcW w:type="dxa" w:w="1383"/>
-          </w:tcPr>
-          <w:p>
-            <w:pPr>
-              <w:spacing w:before="0" w:after="40" w:line="208" w:lineRule="exact"/>
-              <w:jc w:val="left"/>
-            </w:pPr>
-            <w:r>
-              <w:rPr>
-                <w:rFonts w:ascii="Charis SIL" w:hAnsi="Charis SIL" w:cs="Charis SIL" w:eastAsia="Charis SIL"/>
-                <w:b w:val="0"/>
-                <w:i w:val="0"/>
-                <w:color w:val="000000"/>
-                <w:sz w:val="16"/>
-              </w:rPr>
-              <w:t>0.536–0.842</w:t>
-            </w:r>
-          </w:p>
-        </w:tc>
-        <w:tc>
-          <w:tcPr>
-            <w:tcW w:type="dxa" w:w="1383"/>
-          </w:tcPr>
-          <w:p>
-            <w:pPr>
-              <w:spacing w:before="0" w:after="40" w:line="208" w:lineRule="exact"/>
-              <w:jc w:val="left"/>
-            </w:pPr>
-            <w:r>
-              <w:rPr>
-                <w:rFonts w:ascii="Charis SIL" w:hAnsi="Charis SIL" w:cs="Charis SIL" w:eastAsia="Charis SIL"/>
-                <w:b w:val="0"/>
-                <w:i w:val="0"/>
-                <w:color w:val="000000"/>
-                <w:sz w:val="16"/>
-              </w:rPr>
-              <w:t>31</w:t>
-            </w:r>
-          </w:p>
-        </w:tc>
-      </w:tr>
-      <w:tr>
-        <w:tc>
-          <w:tcPr>
-            <w:tcW w:type="dxa" w:w="1383"/>
-          </w:tcPr>
-          <w:p>
-            <w:pPr>
-              <w:spacing w:before="0" w:after="40" w:line="208" w:lineRule="exact"/>
-              <w:jc w:val="left"/>
-            </w:pPr>
-            <w:r>
-              <w:rPr>
-                <w:rFonts w:ascii="Courier New" w:hAnsi="Courier New" w:cs="Courier New" w:eastAsia="Courier New"/>
-                <w:b w:val="0"/>
-                <w:i w:val="0"/>
-                <w:color w:val="000000"/>
-                <w:sz w:val="17"/>
-              </w:rPr>
-              <w:t>pae_pair_max</w:t>
-            </w:r>
-            <w:r>
-              <w:rPr>
-                <w:rFonts w:ascii="Charis SIL" w:hAnsi="Charis SIL" w:cs="Charis SIL" w:eastAsia="Charis SIL"/>
-                <w:b w:val="0"/>
-                <w:i w:val="0"/>
-                <w:color w:val="000000"/>
-                <w:sz w:val="16"/>
-              </w:rPr>
-              <w:t xml:space="preserve"> ≤5 Å</w:t>
-            </w:r>
-          </w:p>
-        </w:tc>
-        <w:tc>
-          <w:tcPr>
-            <w:tcW w:type="dxa" w:w="1383"/>
-          </w:tcPr>
-          <w:p>
-            <w:pPr>
-              <w:spacing w:before="0" w:after="40" w:line="208" w:lineRule="exact"/>
-              <w:jc w:val="left"/>
-            </w:pPr>
-            <w:r>
-              <w:rPr>
-                <w:rFonts w:ascii="Charis SIL" w:hAnsi="Charis SIL" w:cs="Charis SIL" w:eastAsia="Charis SIL"/>
-                <w:b w:val="0"/>
-                <w:i w:val="0"/>
-                <w:color w:val="000000"/>
-                <w:sz w:val="16"/>
-              </w:rPr>
-              <w:t>0.488</w:t>
-            </w:r>
-          </w:p>
-        </w:tc>
-        <w:tc>
-          <w:tcPr>
-            <w:tcW w:type="dxa" w:w="1383"/>
-          </w:tcPr>
-          <w:p>
-            <w:pPr>
-              <w:spacing w:before="0" w:after="40" w:line="208" w:lineRule="exact"/>
-              <w:jc w:val="left"/>
-            </w:pPr>
-            <w:r>
-              <w:rPr>
-                <w:rFonts w:ascii="Charis SIL" w:hAnsi="Charis SIL" w:cs="Charis SIL" w:eastAsia="Charis SIL"/>
-                <w:b w:val="0"/>
-                <w:i w:val="0"/>
-                <w:color w:val="000000"/>
-                <w:sz w:val="16"/>
-              </w:rPr>
-              <w:t>0.261–0.666</w:t>
-            </w:r>
-          </w:p>
-        </w:tc>
-        <w:tc>
-          <w:tcPr>
-            <w:tcW w:type="dxa" w:w="1383"/>
-          </w:tcPr>
-          <w:p>
-            <w:pPr>
-              <w:spacing w:before="0" w:after="40" w:line="208" w:lineRule="exact"/>
-              <w:jc w:val="left"/>
-            </w:pPr>
-            <w:r>
-              <w:rPr>
-                <w:rFonts w:ascii="Charis SIL" w:hAnsi="Charis SIL" w:cs="Charis SIL" w:eastAsia="Charis SIL"/>
-                <w:b w:val="0"/>
-                <w:i w:val="0"/>
-                <w:color w:val="000000"/>
-                <w:sz w:val="16"/>
-              </w:rPr>
-              <w:t>37</w:t>
-            </w:r>
-          </w:p>
-        </w:tc>
-        <w:tc>
-          <w:tcPr>
-            <w:tcW w:type="dxa" w:w="1383"/>
-          </w:tcPr>
-          <w:p>
-            <w:pPr>
-              <w:spacing w:before="0" w:after="40" w:line="208" w:lineRule="exact"/>
-              <w:jc w:val="left"/>
-            </w:pPr>
-            <w:r>
-              <w:rPr>
-                <w:rFonts w:ascii="Charis SIL" w:hAnsi="Charis SIL" w:cs="Charis SIL" w:eastAsia="Charis SIL"/>
-                <w:b w:val="0"/>
-                <w:i w:val="0"/>
-                <w:color w:val="000000"/>
-                <w:sz w:val="16"/>
-              </w:rPr>
-              <w:t>0.555</w:t>
-            </w:r>
-          </w:p>
-        </w:tc>
-        <w:tc>
-          <w:tcPr>
-            <w:tcW w:type="dxa" w:w="1383"/>
-          </w:tcPr>
-          <w:p>
-            <w:pPr>
-              <w:spacing w:before="0" w:after="40" w:line="208" w:lineRule="exact"/>
-              <w:jc w:val="left"/>
-            </w:pPr>
-            <w:r>
-              <w:rPr>
-                <w:rFonts w:ascii="Charis SIL" w:hAnsi="Charis SIL" w:cs="Charis SIL" w:eastAsia="Charis SIL"/>
-                <w:b w:val="0"/>
-                <w:i w:val="0"/>
-                <w:color w:val="000000"/>
-                <w:sz w:val="16"/>
-              </w:rPr>
-              <w:t>0.332–0.730</w:t>
-            </w:r>
-          </w:p>
-        </w:tc>
-        <w:tc>
-          <w:tcPr>
-            <w:tcW w:type="dxa" w:w="1383"/>
-          </w:tcPr>
-          <w:p>
-            <w:pPr>
-              <w:spacing w:before="0" w:after="40" w:line="208" w:lineRule="exact"/>
-              <w:jc w:val="left"/>
-            </w:pPr>
-            <w:r>
-              <w:rPr>
-                <w:rFonts w:ascii="Charis SIL" w:hAnsi="Charis SIL" w:cs="Charis SIL" w:eastAsia="Charis SIL"/>
-                <w:b w:val="0"/>
-                <w:i w:val="0"/>
-                <w:color w:val="000000"/>
-                <w:sz w:val="16"/>
-              </w:rPr>
-              <w:t>40</w:t>
-            </w:r>
-          </w:p>
-        </w:tc>
-      </w:tr>
-      <w:tr>
-        <w:tc>
-          <w:tcPr>
-            <w:tcW w:type="dxa" w:w="1383"/>
-          </w:tcPr>
-          <w:p>
-            <w:pPr>
-              <w:spacing w:before="0" w:after="40" w:line="208" w:lineRule="exact"/>
-              <w:jc w:val="left"/>
-            </w:pPr>
-            <w:r>
-              <w:rPr>
-                <w:rFonts w:ascii="Courier New" w:hAnsi="Courier New" w:cs="Courier New" w:eastAsia="Courier New"/>
-                <w:b w:val="0"/>
-                <w:i w:val="0"/>
-                <w:color w:val="000000"/>
-                <w:sz w:val="17"/>
-              </w:rPr>
-              <w:t>pae_pair_max</w:t>
-            </w:r>
-            <w:r>
-              <w:rPr>
-                <w:rFonts w:ascii="Charis SIL" w:hAnsi="Charis SIL" w:cs="Charis SIL" w:eastAsia="Charis SIL"/>
-                <w:b w:val="0"/>
-                <w:i w:val="0"/>
-                <w:color w:val="000000"/>
-                <w:sz w:val="16"/>
-              </w:rPr>
-              <w:t xml:space="preserve"> ≤10 Å</w:t>
-            </w:r>
-          </w:p>
-        </w:tc>
-        <w:tc>
-          <w:tcPr>
-            <w:tcW w:type="dxa" w:w="1383"/>
-          </w:tcPr>
-          <w:p>
-            <w:pPr>
-              <w:spacing w:before="0" w:after="40" w:line="208" w:lineRule="exact"/>
-              <w:jc w:val="left"/>
-            </w:pPr>
-            <w:r>
-              <w:rPr>
-                <w:rFonts w:ascii="Charis SIL" w:hAnsi="Charis SIL" w:cs="Charis SIL" w:eastAsia="Charis SIL"/>
-                <w:b w:val="0"/>
-                <w:i w:val="0"/>
-                <w:color w:val="000000"/>
-                <w:sz w:val="16"/>
-              </w:rPr>
-              <w:t>0.436</w:t>
-            </w:r>
-          </w:p>
-        </w:tc>
-        <w:tc>
-          <w:tcPr>
-            <w:tcW w:type="dxa" w:w="1383"/>
-          </w:tcPr>
-          <w:p>
-            <w:pPr>
-              <w:spacing w:before="0" w:after="40" w:line="208" w:lineRule="exact"/>
-              <w:jc w:val="left"/>
-            </w:pPr>
-            <w:r>
-              <w:rPr>
-                <w:rFonts w:ascii="Charis SIL" w:hAnsi="Charis SIL" w:cs="Charis SIL" w:eastAsia="Charis SIL"/>
-                <w:b w:val="0"/>
-                <w:i w:val="0"/>
-                <w:color w:val="000000"/>
-                <w:sz w:val="16"/>
-              </w:rPr>
-              <w:t>0.208–0.633</w:t>
-            </w:r>
-          </w:p>
-        </w:tc>
-        <w:tc>
-          <w:tcPr>
-            <w:tcW w:type="dxa" w:w="1383"/>
-          </w:tcPr>
-          <w:p>
-            <w:pPr>
-              <w:spacing w:before="0" w:after="40" w:line="208" w:lineRule="exact"/>
-              <w:jc w:val="left"/>
-            </w:pPr>
-            <w:r>
-              <w:rPr>
-                <w:rFonts w:ascii="Charis SIL" w:hAnsi="Charis SIL" w:cs="Charis SIL" w:eastAsia="Charis SIL"/>
-                <w:b w:val="0"/>
-                <w:i w:val="0"/>
-                <w:color w:val="000000"/>
-                <w:sz w:val="16"/>
-              </w:rPr>
-              <w:t>44</w:t>
-            </w:r>
-          </w:p>
-        </w:tc>
-        <w:tc>
-          <w:tcPr>
-            <w:tcW w:type="dxa" w:w="1383"/>
-          </w:tcPr>
-          <w:p>
-            <w:pPr>
-              <w:spacing w:before="0" w:after="40" w:line="208" w:lineRule="exact"/>
-              <w:jc w:val="left"/>
-            </w:pPr>
-            <w:r>
-              <w:rPr>
-                <w:rFonts w:ascii="Charis SIL" w:hAnsi="Charis SIL" w:cs="Charis SIL" w:eastAsia="Charis SIL"/>
-                <w:b w:val="0"/>
-                <w:i w:val="0"/>
-                <w:color w:val="000000"/>
-                <w:sz w:val="16"/>
-              </w:rPr>
-              <w:t>0.496</w:t>
-            </w:r>
-          </w:p>
-        </w:tc>
-        <w:tc>
-          <w:tcPr>
-            <w:tcW w:type="dxa" w:w="1383"/>
-          </w:tcPr>
-          <w:p>
-            <w:pPr>
-              <w:spacing w:before="0" w:after="40" w:line="208" w:lineRule="exact"/>
-              <w:jc w:val="left"/>
-            </w:pPr>
-            <w:r>
-              <w:rPr>
-                <w:rFonts w:ascii="Charis SIL" w:hAnsi="Charis SIL" w:cs="Charis SIL" w:eastAsia="Charis SIL"/>
-                <w:b w:val="0"/>
-                <w:i w:val="0"/>
-                <w:color w:val="000000"/>
-                <w:sz w:val="16"/>
-              </w:rPr>
-              <w:t>0.277–0.692</w:t>
-            </w:r>
-          </w:p>
-        </w:tc>
-        <w:tc>
-          <w:tcPr>
-            <w:tcW w:type="dxa" w:w="1383"/>
-          </w:tcPr>
-          <w:p>
-            <w:pPr>
-              <w:spacing w:before="0" w:after="40" w:line="208" w:lineRule="exact"/>
-              <w:jc w:val="left"/>
-            </w:pPr>
-            <w:r>
-              <w:rPr>
-                <w:rFonts w:ascii="Charis SIL" w:hAnsi="Charis SIL" w:cs="Charis SIL" w:eastAsia="Charis SIL"/>
-                <w:b w:val="0"/>
-                <w:i w:val="0"/>
-                <w:color w:val="000000"/>
-                <w:sz w:val="16"/>
-              </w:rPr>
-              <w:t>47</w:t>
-            </w:r>
-          </w:p>
-        </w:tc>
-      </w:tr>
-      <w:tr>
-        <w:tc>
-          <w:tcPr>
-            <w:tcW w:type="dxa" w:w="1383"/>
-          </w:tcPr>
-          <w:p>
-            <w:pPr>
-              <w:spacing w:before="0" w:after="40" w:line="208" w:lineRule="exact"/>
-              <w:jc w:val="left"/>
-            </w:pPr>
-            <w:r>
-              <w:rPr>
-                <w:rFonts w:ascii="Courier New" w:hAnsi="Courier New" w:cs="Courier New" w:eastAsia="Courier New"/>
-                <w:b w:val="0"/>
-                <w:i w:val="0"/>
-                <w:color w:val="000000"/>
-                <w:sz w:val="17"/>
-              </w:rPr>
-              <w:t>pae_pair_max</w:t>
-            </w:r>
-            <w:r>
-              <w:rPr>
-                <w:rFonts w:ascii="Charis SIL" w:hAnsi="Charis SIL" w:cs="Charis SIL" w:eastAsia="Charis SIL"/>
-                <w:b w:val="0"/>
-                <w:i w:val="0"/>
-                <w:color w:val="000000"/>
-                <w:sz w:val="16"/>
-              </w:rPr>
-              <w:t xml:space="preserve"> ≤15 Å</w:t>
-            </w:r>
-          </w:p>
-        </w:tc>
-        <w:tc>
-          <w:tcPr>
-            <w:tcW w:type="dxa" w:w="1383"/>
-          </w:tcPr>
-          <w:p>
-            <w:pPr>
-              <w:spacing w:before="0" w:after="40" w:line="208" w:lineRule="exact"/>
-              <w:jc w:val="left"/>
-            </w:pPr>
-            <w:r>
-              <w:rPr>
-                <w:rFonts w:ascii="Charis SIL" w:hAnsi="Charis SIL" w:cs="Charis SIL" w:eastAsia="Charis SIL"/>
-                <w:b w:val="0"/>
-                <w:i w:val="0"/>
-                <w:color w:val="000000"/>
-                <w:sz w:val="16"/>
-              </w:rPr>
-              <w:t>0.520</w:t>
-            </w:r>
-          </w:p>
-        </w:tc>
-        <w:tc>
-          <w:tcPr>
-            <w:tcW w:type="dxa" w:w="1383"/>
-          </w:tcPr>
-          <w:p>
-            <w:pPr>
-              <w:spacing w:before="0" w:after="40" w:line="208" w:lineRule="exact"/>
-              <w:jc w:val="left"/>
-            </w:pPr>
-            <w:r>
-              <w:rPr>
-                <w:rFonts w:ascii="Charis SIL" w:hAnsi="Charis SIL" w:cs="Charis SIL" w:eastAsia="Charis SIL"/>
-                <w:b w:val="0"/>
-                <w:i w:val="0"/>
-                <w:color w:val="000000"/>
-                <w:sz w:val="16"/>
-              </w:rPr>
-              <w:t>0.321–0.679</w:t>
-            </w:r>
-          </w:p>
-        </w:tc>
-        <w:tc>
-          <w:tcPr>
-            <w:tcW w:type="dxa" w:w="1383"/>
-          </w:tcPr>
-          <w:p>
-            <w:pPr>
-              <w:spacing w:before="0" w:after="40" w:line="208" w:lineRule="exact"/>
-              <w:jc w:val="left"/>
-            </w:pPr>
-            <w:r>
-              <w:rPr>
-                <w:rFonts w:ascii="Charis SIL" w:hAnsi="Charis SIL" w:cs="Charis SIL" w:eastAsia="Charis SIL"/>
-                <w:b w:val="0"/>
-                <w:i w:val="0"/>
-                <w:color w:val="000000"/>
-                <w:sz w:val="16"/>
-              </w:rPr>
-              <w:t>55</w:t>
-            </w:r>
-          </w:p>
-        </w:tc>
-        <w:tc>
-          <w:tcPr>
-            <w:tcW w:type="dxa" w:w="1383"/>
-          </w:tcPr>
-          <w:p>
-            <w:pPr>
-              <w:spacing w:before="0" w:after="40" w:line="208" w:lineRule="exact"/>
-              <w:jc w:val="left"/>
-            </w:pPr>
-            <w:r>
-              <w:rPr>
-                <w:rFonts w:ascii="Charis SIL" w:hAnsi="Charis SIL" w:cs="Charis SIL" w:eastAsia="Charis SIL"/>
-                <w:b w:val="0"/>
-                <w:i w:val="0"/>
-                <w:color w:val="000000"/>
-                <w:sz w:val="16"/>
-              </w:rPr>
-              <w:t>0.564</w:t>
-            </w:r>
-          </w:p>
-        </w:tc>
-        <w:tc>
-          <w:tcPr>
-            <w:tcW w:type="dxa" w:w="1383"/>
-          </w:tcPr>
-          <w:p>
-            <w:pPr>
-              <w:spacing w:before="0" w:after="40" w:line="208" w:lineRule="exact"/>
-              <w:jc w:val="left"/>
-            </w:pPr>
-            <w:r>
-              <w:rPr>
-                <w:rFonts w:ascii="Charis SIL" w:hAnsi="Charis SIL" w:cs="Charis SIL" w:eastAsia="Charis SIL"/>
-                <w:b w:val="0"/>
-                <w:i w:val="0"/>
-                <w:color w:val="000000"/>
-                <w:sz w:val="16"/>
-              </w:rPr>
-              <w:t>0.377–0.714</w:t>
-            </w:r>
-          </w:p>
-        </w:tc>
-        <w:tc>
-          <w:tcPr>
-            <w:tcW w:type="dxa" w:w="1383"/>
-          </w:tcPr>
-          <w:p>
-            <w:pPr>
-              <w:spacing w:before="0" w:after="40" w:line="208" w:lineRule="exact"/>
-              <w:jc w:val="left"/>
-            </w:pPr>
-            <w:r>
-              <w:rPr>
-                <w:rFonts w:ascii="Charis SIL" w:hAnsi="Charis SIL" w:cs="Charis SIL" w:eastAsia="Charis SIL"/>
-                <w:b w:val="0"/>
-                <w:i w:val="0"/>
-                <w:color w:val="000000"/>
-                <w:sz w:val="16"/>
-              </w:rPr>
-              <w:t>58</w:t>
-            </w:r>
-          </w:p>
-        </w:tc>
-      </w:tr>
-      <w:tr>
-        <w:tc>
-          <w:tcPr>
-            <w:tcW w:type="dxa" w:w="1383"/>
-          </w:tcPr>
-          <w:p>
-            <w:pPr>
-              <w:spacing w:before="0" w:after="40" w:line="208" w:lineRule="exact"/>
-              <w:jc w:val="left"/>
-            </w:pPr>
-            <w:r>
-              <w:rPr>
-                <w:rFonts w:ascii="Charis SIL" w:hAnsi="Charis SIL" w:cs="Charis SIL" w:eastAsia="Charis SIL"/>
-                <w:b w:val="0"/>
-                <w:i w:val="0"/>
-                <w:color w:val="000000"/>
-                <w:sz w:val="16"/>
-              </w:rPr>
-              <w:t xml:space="preserve">Both-residue pLDDT ≥70 and </w:t>
-            </w:r>
-            <w:r>
-              <w:rPr>
-                <w:rFonts w:ascii="Courier New" w:hAnsi="Courier New" w:cs="Courier New" w:eastAsia="Courier New"/>
-                <w:b w:val="0"/>
-                <w:i w:val="0"/>
-                <w:color w:val="000000"/>
-                <w:sz w:val="17"/>
-              </w:rPr>
-              <w:t>pae_pair_max</w:t>
-            </w:r>
-            <w:r>
-              <w:rPr>
-                <w:rFonts w:ascii="Charis SIL" w:hAnsi="Charis SIL" w:cs="Charis SIL" w:eastAsia="Charis SIL"/>
-                <w:b w:val="0"/>
-                <w:i w:val="0"/>
-                <w:color w:val="000000"/>
-                <w:sz w:val="16"/>
-              </w:rPr>
-              <w:t xml:space="preserve"> ≤10 Å</w:t>
-            </w:r>
-          </w:p>
-        </w:tc>
-        <w:tc>
-          <w:tcPr>
-            <w:tcW w:type="dxa" w:w="1383"/>
-          </w:tcPr>
-          <w:p>
-            <w:pPr>
-              <w:spacing w:before="0" w:after="40" w:line="208" w:lineRule="exact"/>
-              <w:jc w:val="left"/>
-            </w:pPr>
-            <w:r>
-              <w:rPr>
-                <w:rFonts w:ascii="Charis SIL" w:hAnsi="Charis SIL" w:cs="Charis SIL" w:eastAsia="Charis SIL"/>
-                <w:b w:val="0"/>
-                <w:i w:val="0"/>
-                <w:color w:val="000000"/>
-                <w:sz w:val="16"/>
-              </w:rPr>
-              <w:t>0.416 (family minimum)</w:t>
-            </w:r>
-          </w:p>
-        </w:tc>
-        <w:tc>
-          <w:tcPr>
-            <w:tcW w:type="dxa" w:w="1383"/>
-          </w:tcPr>
-          <w:p>
-            <w:pPr>
-              <w:spacing w:before="0" w:after="40" w:line="208" w:lineRule="exact"/>
-              <w:jc w:val="left"/>
-            </w:pPr>
-            <w:r>
-              <w:rPr>
-                <w:rFonts w:ascii="Charis SIL" w:hAnsi="Charis SIL" w:cs="Charis SIL" w:eastAsia="Charis SIL"/>
-                <w:b w:val="0"/>
-                <w:i w:val="0"/>
-                <w:color w:val="000000"/>
-                <w:sz w:val="16"/>
-              </w:rPr>
-              <w:t>0.192–0.617</w:t>
-            </w:r>
-          </w:p>
-        </w:tc>
-        <w:tc>
-          <w:tcPr>
-            <w:tcW w:type="dxa" w:w="1383"/>
-          </w:tcPr>
-          <w:p>
-            <w:pPr>
-              <w:spacing w:before="0" w:after="40" w:line="208" w:lineRule="exact"/>
-              <w:jc w:val="left"/>
-            </w:pPr>
-            <w:r>
-              <w:rPr>
-                <w:rFonts w:ascii="Charis SIL" w:hAnsi="Charis SIL" w:cs="Charis SIL" w:eastAsia="Charis SIL"/>
-                <w:b w:val="0"/>
-                <w:i w:val="0"/>
-                <w:color w:val="000000"/>
-                <w:sz w:val="16"/>
-              </w:rPr>
-              <w:t>41</w:t>
-            </w:r>
-          </w:p>
-        </w:tc>
-        <w:tc>
-          <w:tcPr>
-            <w:tcW w:type="dxa" w:w="1383"/>
-          </w:tcPr>
-          <w:p>
-            <w:pPr>
-              <w:spacing w:before="0" w:after="40" w:line="208" w:lineRule="exact"/>
-              <w:jc w:val="left"/>
-            </w:pPr>
-            <w:r>
-              <w:rPr>
-                <w:rFonts w:ascii="Charis SIL" w:hAnsi="Charis SIL" w:cs="Charis SIL" w:eastAsia="Charis SIL"/>
-                <w:b w:val="0"/>
-                <w:i w:val="0"/>
-                <w:color w:val="000000"/>
-                <w:sz w:val="16"/>
-              </w:rPr>
-              <w:t>0.486</w:t>
-            </w:r>
-          </w:p>
-        </w:tc>
-        <w:tc>
-          <w:tcPr>
-            <w:tcW w:type="dxa" w:w="1383"/>
-          </w:tcPr>
-          <w:p>
-            <w:pPr>
-              <w:spacing w:before="0" w:after="40" w:line="208" w:lineRule="exact"/>
-              <w:jc w:val="left"/>
-            </w:pPr>
-            <w:r>
-              <w:rPr>
-                <w:rFonts w:ascii="Charis SIL" w:hAnsi="Charis SIL" w:cs="Charis SIL" w:eastAsia="Charis SIL"/>
-                <w:b w:val="0"/>
-                <w:i w:val="0"/>
-                <w:color w:val="000000"/>
-                <w:sz w:val="16"/>
-              </w:rPr>
-              <w:t>0.271–0.684</w:t>
-            </w:r>
-          </w:p>
-        </w:tc>
-        <w:tc>
-          <w:tcPr>
-            <w:tcW w:type="dxa" w:w="1383"/>
-          </w:tcPr>
-          <w:p>
-            <w:pPr>
-              <w:spacing w:before="0" w:after="40" w:line="208" w:lineRule="exact"/>
-              <w:jc w:val="left"/>
-            </w:pPr>
-            <w:r>
-              <w:rPr>
-                <w:rFonts w:ascii="Charis SIL" w:hAnsi="Charis SIL" w:cs="Charis SIL" w:eastAsia="Charis SIL"/>
-                <w:b w:val="0"/>
-                <w:i w:val="0"/>
-                <w:color w:val="000000"/>
-                <w:sz w:val="16"/>
-              </w:rPr>
-              <w:t>44</w:t>
-            </w:r>
-          </w:p>
-        </w:tc>
-      </w:tr>
-      <w:tr>
-        <w:tc>
-          <w:tcPr>
-            <w:tcW w:type="dxa" w:w="1383"/>
-          </w:tcPr>
-          <w:p>
-            <w:pPr>
-              <w:spacing w:before="0" w:after="40" w:line="208" w:lineRule="exact"/>
-              <w:jc w:val="left"/>
-            </w:pPr>
-            <w:r>
-              <w:rPr>
-                <w:rFonts w:ascii="Charis SIL" w:hAnsi="Charis SIL" w:cs="Charis SIL" w:eastAsia="Charis SIL"/>
-                <w:b w:val="0"/>
-                <w:i w:val="0"/>
-                <w:color w:val="000000"/>
-                <w:sz w:val="16"/>
-              </w:rPr>
-              <w:t xml:space="preserve">Both-residue pLDDT ≥90 and </w:t>
-            </w:r>
-            <w:r>
-              <w:rPr>
-                <w:rFonts w:ascii="Courier New" w:hAnsi="Courier New" w:cs="Courier New" w:eastAsia="Courier New"/>
-                <w:b w:val="0"/>
-                <w:i w:val="0"/>
-                <w:color w:val="000000"/>
-                <w:sz w:val="17"/>
-              </w:rPr>
-              <w:t>pae_pair_max</w:t>
-            </w:r>
-            <w:r>
-              <w:rPr>
-                <w:rFonts w:ascii="Charis SIL" w:hAnsi="Charis SIL" w:cs="Charis SIL" w:eastAsia="Charis SIL"/>
-                <w:b w:val="0"/>
-                <w:i w:val="0"/>
-                <w:color w:val="000000"/>
-                <w:sz w:val="16"/>
-              </w:rPr>
-              <w:t xml:space="preserve"> ≤10 Å</w:t>
-            </w:r>
-          </w:p>
-        </w:tc>
-        <w:tc>
-          <w:tcPr>
-            <w:tcW w:type="dxa" w:w="1383"/>
-          </w:tcPr>
-          <w:p>
-            <w:pPr>
-              <w:spacing w:before="0" w:after="40" w:line="208" w:lineRule="exact"/>
-              <w:jc w:val="left"/>
-            </w:pPr>
-            <w:r>
-              <w:rPr>
-                <w:rFonts w:ascii="Charis SIL" w:hAnsi="Charis SIL" w:cs="Charis SIL" w:eastAsia="Charis SIL"/>
-                <w:b w:val="0"/>
-                <w:i w:val="0"/>
-                <w:color w:val="000000"/>
-                <w:sz w:val="16"/>
-              </w:rPr>
-              <w:t>0.683 (family maximum)</w:t>
-            </w:r>
-          </w:p>
-        </w:tc>
-        <w:tc>
-          <w:tcPr>
-            <w:tcW w:type="dxa" w:w="1383"/>
-          </w:tcPr>
-          <w:p>
-            <w:pPr>
-              <w:spacing w:before="0" w:after="40" w:line="208" w:lineRule="exact"/>
-              <w:jc w:val="left"/>
-            </w:pPr>
-            <w:r>
-              <w:rPr>
-                <w:rFonts w:ascii="Charis SIL" w:hAnsi="Charis SIL" w:cs="Charis SIL" w:eastAsia="Charis SIL"/>
-                <w:b w:val="0"/>
-                <w:i w:val="0"/>
-                <w:color w:val="000000"/>
-                <w:sz w:val="16"/>
-              </w:rPr>
-              <w:t>0.481–0.864</w:t>
-            </w:r>
-          </w:p>
-        </w:tc>
-        <w:tc>
-          <w:tcPr>
-            <w:tcW w:type="dxa" w:w="1383"/>
-          </w:tcPr>
-          <w:p>
-            <w:pPr>
-              <w:spacing w:before="0" w:after="40" w:line="208" w:lineRule="exact"/>
-              <w:jc w:val="left"/>
-            </w:pPr>
-            <w:r>
-              <w:rPr>
-                <w:rFonts w:ascii="Charis SIL" w:hAnsi="Charis SIL" w:cs="Charis SIL" w:eastAsia="Charis SIL"/>
-                <w:b w:val="0"/>
-                <w:i w:val="0"/>
-                <w:color w:val="000000"/>
-                <w:sz w:val="16"/>
-              </w:rPr>
-              <w:t>27</w:t>
-            </w:r>
-          </w:p>
-        </w:tc>
-        <w:tc>
-          <w:tcPr>
-            <w:tcW w:type="dxa" w:w="1383"/>
-          </w:tcPr>
-          <w:p>
-            <w:pPr>
-              <w:spacing w:before="0" w:after="40" w:line="208" w:lineRule="exact"/>
-              <w:jc w:val="left"/>
-            </w:pPr>
-            <w:r>
-              <w:rPr>
-                <w:rFonts w:ascii="Charis SIL" w:hAnsi="Charis SIL" w:cs="Charis SIL" w:eastAsia="Charis SIL"/>
-                <w:b w:val="0"/>
-                <w:i w:val="0"/>
-                <w:color w:val="000000"/>
-                <w:sz w:val="16"/>
-              </w:rPr>
-              <w:t>0.736</w:t>
-            </w:r>
-          </w:p>
-        </w:tc>
-        <w:tc>
-          <w:tcPr>
-            <w:tcW w:type="dxa" w:w="1383"/>
-          </w:tcPr>
-          <w:p>
-            <w:pPr>
-              <w:spacing w:before="0" w:after="40" w:line="208" w:lineRule="exact"/>
-              <w:jc w:val="left"/>
-            </w:pPr>
-            <w:r>
-              <w:rPr>
-                <w:rFonts w:ascii="Charis SIL" w:hAnsi="Charis SIL" w:cs="Charis SIL" w:eastAsia="Charis SIL"/>
-                <w:b w:val="0"/>
-                <w:i w:val="0"/>
-                <w:color w:val="000000"/>
-                <w:sz w:val="16"/>
-              </w:rPr>
-              <w:t>0.553–0.903</w:t>
-            </w:r>
-          </w:p>
-        </w:tc>
-        <w:tc>
-          <w:tcPr>
-            <w:tcW w:type="dxa" w:w="1383"/>
-          </w:tcPr>
-          <w:p>
-            <w:pPr>
-              <w:spacing w:before="0" w:after="40" w:line="208" w:lineRule="exact"/>
-              <w:jc w:val="left"/>
-            </w:pPr>
-            <w:r>
-              <w:rPr>
-                <w:rFonts w:ascii="Charis SIL" w:hAnsi="Charis SIL" w:cs="Charis SIL" w:eastAsia="Charis SIL"/>
-                <w:b w:val="0"/>
-                <w:i w:val="0"/>
-                <w:color w:val="000000"/>
-                <w:sz w:val="16"/>
-              </w:rPr>
-              <w:t>30</w:t>
-            </w:r>
-          </w:p>
-        </w:tc>
-      </w:tr>
-    </w:tbl>
-    <w:p>
-      <w:pPr>
-        <w:spacing w:before="0" w:after="200" w:line="480" w:lineRule="auto"/>
-        <w:jc w:val="left"/>
-      </w:pPr>
-    </w:p>
-    <w:p>
-      <w:pPr>
-        <w:spacing w:before="0" w:after="200" w:line="480" w:lineRule="auto"/>
-        <w:jc w:val="left"/>
-      </w:pPr>
+          <w:sz w:val="20"/>
+        </w:rPr>
+        <w:t>S2 Table.</w:t>
+      </w:r>
       <w:r>
         <w:rPr>
           <w:rFonts w:ascii="Charis SIL" w:hAnsi="Charis SIL" w:cs="Charis SIL" w:eastAsia="Charis SIL"/>
@@ -14676,135 +12787,7 @@
           <w:color w:val="000000"/>
           <w:sz w:val="20"/>
         </w:rPr>
-        <w:t>All eleven strata are post hoc and are shown here and in S1 Fig for both cohort versions. The number of sites falls from 163 to 27 across the primary family, whose lowest and highest values are 0.416 and 0.683. Four strata kept fewer than their nominal 20,000 resamples: 19,999 for the two primary high-confidence rows, and 19,997 and 19,999 for their inclusive counterparts. Tightening the PAE threshold does not move the AUC steadily in either direction, in either cohort version.</w:t>
-      </w:r>
-    </w:p>
-    <w:p>
-      <w:pPr>
-        <w:spacing w:before="240" w:after="120" w:line="480" w:lineRule="auto"/>
-        <w:jc w:val="left"/>
-      </w:pPr>
-      <w:r>
-        <w:rPr>
-          <w:rFonts w:ascii="Charis SIL" w:hAnsi="Charis SIL" w:cs="Charis SIL" w:eastAsia="Charis SIL"/>
-          <w:b/>
-          <w:i w:val="0"/>
-          <w:color w:val="000000"/>
-          <w:sz w:val="22"/>
-        </w:rPr>
-        <w:t>S2 Appendix. The simulated reviews</w:t>
-      </w:r>
-    </w:p>
-    <w:p>
-      <w:pPr>
-        <w:spacing w:before="0" w:after="200" w:line="480" w:lineRule="auto"/>
-        <w:jc w:val="left"/>
-      </w:pPr>
-      <w:r>
-        <w:rPr>
-          <w:rFonts w:ascii="Charis SIL" w:hAnsi="Charis SIL" w:cs="Charis SIL" w:eastAsia="Charis SIL"/>
-          <w:b w:val="0"/>
-          <w:i w:val="0"/>
-          <w:color w:val="000000"/>
-          <w:sz w:val="20"/>
-        </w:rPr>
-        <w:t>Two rounds of simulated review were run against this manuscript, in which every reviewer was an AI agent running on one model family, together with an automated reference audit. They produced the revisions recorded in the analysis materials, including the retirement of an exclusion claim about the interval endpoint, the retirement of a claim that no positive control existed, the separation of the two human screens, and corrections to several literature summaries. None of it is peer review. Agreement among those reviewers is not independent replication, and no finding in this manuscript rests on their agreement rather than on a recomputation.</w:t>
-      </w:r>
-    </w:p>
-    <w:p>
-      <w:pPr>
-        <w:spacing w:before="240" w:after="120" w:line="480" w:lineRule="auto"/>
-        <w:jc w:val="left"/>
-      </w:pPr>
-      <w:r>
-        <w:rPr>
-          <w:rFonts w:ascii="Charis SIL" w:hAnsi="Charis SIL" w:cs="Charis SIL" w:eastAsia="Charis SIL"/>
-          <w:b/>
-          <w:i w:val="0"/>
-          <w:color w:val="000000"/>
-          <w:sz w:val="22"/>
-        </w:rPr>
-        <w:t>S1 Fig. The eleven-stratum confidence family</w:t>
-      </w:r>
-    </w:p>
-    <w:p>
-      <w:pPr>
-        <w:spacing w:before="0" w:after="200" w:line="480" w:lineRule="auto"/>
-        <w:jc w:val="left"/>
-      </w:pPr>
-      <w:r>
-        <w:rPr>
-          <w:rFonts w:ascii="Charis SIL" w:hAnsi="Charis SIL" w:cs="Charis SIL" w:eastAsia="Charis SIL"/>
-          <w:b w:val="0"/>
-          <w:i w:val="0"/>
-          <w:color w:val="000000"/>
-          <w:sz w:val="20"/>
-        </w:rPr>
-        <w:t>Primary and inclusive arms across eleven model-confidence strata, from 163 sites down to 27. All post hoc. This occupied panel C of Fig 2 in an earlier version.</w:t>
-      </w:r>
-    </w:p>
-    <w:p>
-      <w:pPr>
-        <w:spacing w:before="240" w:after="120" w:line="480" w:lineRule="auto"/>
-        <w:jc w:val="left"/>
-      </w:pPr>
-      <w:r>
-        <w:rPr>
-          <w:rFonts w:ascii="Charis SIL" w:hAnsi="Charis SIL" w:cs="Charis SIL" w:eastAsia="Charis SIL"/>
-          <w:b/>
-          <w:i w:val="0"/>
-          <w:color w:val="000000"/>
-          <w:sz w:val="22"/>
-        </w:rPr>
-        <w:t>S2 Fig. Cohort, residue-class and feature-definition checks</w:t>
-      </w:r>
-    </w:p>
-    <w:p>
-      <w:pPr>
-        <w:spacing w:before="0" w:after="200" w:line="480" w:lineRule="auto"/>
-        <w:jc w:val="left"/>
-      </w:pPr>
-      <w:r>
-        <w:rPr>
-          <w:rFonts w:ascii="Charis SIL" w:hAnsi="Charis SIL" w:cs="Charis SIL" w:eastAsia="Charis SIL"/>
-          <w:b w:val="0"/>
-          <w:i w:val="0"/>
-          <w:color w:val="000000"/>
-          <w:sz w:val="20"/>
-        </w:rPr>
-        <w:t>Cohort versions, residue classes, alternative distance-feature definitions, and the post hoc SIFT comparator on common support, on one scale. All post hoc. This occupied panel D of Fig 2 in an earlier version.</w:t>
-      </w:r>
-    </w:p>
-    <w:p>
-      <w:pPr>
-        <w:spacing w:before="240" w:after="120" w:line="480" w:lineRule="auto"/>
-        <w:jc w:val="left"/>
-      </w:pPr>
-      <w:r>
-        <w:rPr>
-          <w:rFonts w:ascii="Charis SIL" w:hAnsi="Charis SIL" w:cs="Charis SIL" w:eastAsia="Charis SIL"/>
-          <w:b/>
-          <w:i w:val="0"/>
-          <w:color w:val="000000"/>
-          <w:sz w:val="22"/>
-        </w:rPr>
-        <w:t>S2 Table. The 72-cell confidence-by-PAE grids</w:t>
-      </w:r>
-    </w:p>
-    <w:p>
-      <w:pPr>
-        <w:spacing w:before="0" w:after="200" w:line="480" w:lineRule="auto"/>
-        <w:jc w:val="left"/>
-      </w:pPr>
-      <w:r>
-        <w:rPr>
-          <w:rFonts w:ascii="Charis SIL" w:hAnsi="Charis SIL" w:cs="Charis SIL" w:eastAsia="Charis SIL"/>
-          <w:b w:val="0"/>
-          <w:i w:val="0"/>
-          <w:color w:val="000000"/>
-          <w:sz w:val="20"/>
-        </w:rPr>
-        <w:t>The four predicted-aligned-error summaries at 10 Å and the 72-cell grids are deposited with the analysis materials. The 72 primary-cohort cells run from 0.416 to 0.569.</w:t>
+        <w:t xml:space="preserve"> The 72-cell confidence-by-predicted-aligned-error grids. Four summaries at 10 Å; the 72 primary-cohort cells run from 0.416 to 0.569.</w:t>
       </w:r>
     </w:p>
     <w:sectPr>

--- a/submission/preprint_submission.docx
+++ b/submission/preprint_submission.docx
@@ -243,7 +243,7 @@
           <w:color w:val="000000"/>
           <w:sz w:val="20"/>
         </w:rPr>
-        <w:t>The predictor is the shortest distance between any non-hydrogen atom of the modified residue and any non-hydrogen atom of the nearest annotated residue, in an AlphaFold DB version 6 monomer model. It was measured on 163 alanine substitutions in 48 yeast proteins, and on 1,475 base-edited sites in 793 human proteins. The cohorts share the distance definition and the estimator, not a builder.</w:t>
+        <w:t>The predictor is the shortest distance between any non-hydrogen atom of the modified residue and any non-hydrogen atom of the nearest annotated residue, in an AlphaFold DB version 6 monomer model. It was measured on 163 alanine substitutions in 48 yeast proteins, and on 1,471 base-edited sites in 788 human proteins. The cohorts share the distance definition and the estimator, not a builder.</w:t>
       </w:r>
     </w:p>
     <w:p>
@@ -259,7 +259,7 @@
           <w:color w:val="000000"/>
           <w:sz w:val="20"/>
         </w:rPr>
-        <w:t>In yeast, distance ranked sites at an area under the receiver-operating-characteristic curve of 0.527 (95% confidence interval 0.417–0.632, resampling whole proteins), where 0.5 is uninformative; a second cohort version keeping the three self-annotated sites gives 0.544 (0.436–0.649) on 166 sites. The human experiment reports two screens with different readouts, analysed separately: 0.559 (0.476–0.641) on a fitness screen and 0.486 (0.422–0.552) on an NFAT reporter screen. Six further endpoint definitions, three using no p-value, all give intervals containing 0.5.</w:t>
+        <w:t>In yeast, distance ranked sites at an area under the receiver-operating-characteristic curve of 0.527 (95% confidence interval 0.417–0.632, resampling whole proteins), where 0.5 is uninformative; a second cohort version keeping the three self-annotated sites gives 0.544 (0.436–0.649) on 166 sites. The human experiment reports two screens with different readouts, analysed separately: 0.558 (0.474–0.637) on a fitness screen and 0.483 (0.418–0.550) on an NFAT reporter screen. Five further endpoint definitions, three using no p-value, all give intervals containing 0.5.</w:t>
       </w:r>
     </w:p>
     <w:p>
@@ -275,7 +275,7 @@
           <w:color w:val="000000"/>
           <w:sz w:val="20"/>
         </w:rPr>
-        <w:t>What the statistic rests on is mostly not experimental and mostly not within a protein. Of 163 yeast nearest-target assignments, 143 were not experimentally established; half the sites within 5 Å are the next residue along the chain; and 2.65% of yeast and 0.10% and 0.16% of human ranked pairs compare two sites in one protein. One post hoc result stands out and is not adjusted for multiplicity: how deeply a residue is buried has an interval above 0.5 in the fitness screen, 0.604 (0.528–0.675), although its paired difference against distance contains zero. No paired difference in either cohort excludes zero.</w:t>
+        <w:t>What the statistic rests on is mostly not experimental and mostly not within a protein. Of 163 yeast nearest-target assignments, 143 were not experimentally established; half the sites within 5 Å are the next residue along the chain; and 2.65% of yeast and 0.10% and 0.16% of human ranked pairs compare two sites in one protein. One post hoc result stands out and is not adjusted for multiplicity: how deeply a residue is buried has an interval above 0.5 in the fitness screen, 0.607 (0.530–0.678), although its paired difference against distance contains zero. No paired difference in either cohort excludes zero.</w:t>
       </w:r>
     </w:p>
     <w:p>
@@ -489,7 +489,7 @@
           <w:color w:val="000000"/>
           <w:sz w:val="20"/>
         </w:rPr>
-        <w:t xml:space="preserve"> sheet, and that same workbook supplies the twelve comparators used in §2.7.1. Those per-feature values are computed against that study's own curated labels and validation design, so they are not a like-for-like comparator for a mutant-screen estimate, and none of the features it lists is a distance to the nearest annotated active or binding residue.</w:t>
+        <w:t xml:space="preserve"> sheet, and that same workbook supplies the twelve comparators used in §2.7.5. Those per-feature values are computed against that study's own curated labels and validation design, so they are not a like-for-like comparator for a mutant-screen estimate, and none of the features it lists is a distance to the nearest annotated active or binding residue.</w:t>
       </w:r>
     </w:p>
     <w:p>
@@ -577,7 +577,7 @@
           <w:color w:val="000000"/>
           <w:sz w:val="20"/>
         </w:rPr>
-        <w:t>To our knowledge, based on searches of Europe PMC, publisher full texts, and tool documentation as of 11 August 2026, no earlier study tests minimum heavy-atom distance from an observed phosphosite to the nearest annotated active or binding residue, in a monomer model, against a phenotype measured in a mutant screen, with uncertainty computed over proteins. That statement is bounded by those databases, that search date, that model type, that target definition, that endpoint and that inferential unit; it is not a claim that proximity to functional sites is unstudied, and [21] measures the same distance against a structural rather than a phenotypic outcome.</w:t>
+        <w:t>To our knowledge, based on searches of Europe PMC, publisher full texts, and tool documentation as of 11 August 2026, no earlier study tests minimum heavy-atom distance from an observed phosphosite to the nearest annotated active or binding residue, in a monomer model, against a phenotype measured in a mutant screen, with uncertainty computed over proteins. That statement is bounded by those databases, that search date, that model type, that target definition, that endpoint and that inferential unit; it is not a claim that proximity to functional sites is unstudied, and [21] measures an analogous phosphosite-to-functional-site distance against a structural rather than a phenotypic outcome.</w:t>
       </w:r>
     </w:p>
     <w:p>
@@ -2444,7 +2444,7 @@
           <w:color w:val="000000"/>
           <w:sz w:val="20"/>
         </w:rPr>
-        <w:t>The declared post hoc families come to 255 estimates: 11 model-confidence strata in each of two cohort versions, 72 cells of a PAE grid in each of three cohorts, 5 alternative definitions of the distance feature, 7 cohort and residue-class checks, and 5 continuous outcomes. Out of 255 estimates, 12.75 are expected to reach p &lt; 0.05 by chance alone. Drawing 255 values from the nulls above, the median of the largest departure from the null centre corresponds to an AUC of 0.635 under the unrestricted null and 0.604 under the within-protein null. Those two figures come from drawing 255 independent values, which the actual family is not: the PAE grid cells are heavily overlapping subsets of the same sites, supports range from 27 to 1,475, and the variances differ. Independence is not guaranteed to bound the maximum of a dependent family in either direction, so the calculation is an illustrative reference rather than a bound. Permuting the complete family, preserving its filters and supports, would be required to make it one, and that was not done.</w:t>
+        <w:t>The declared post hoc families of the yeast analysis come to 255 estimates: 11 model-confidence strata in each of two cohort versions, 72 cells of a PAE grid in each of three cohorts, 5 alternative definitions of the distance feature, 7 cohort and residue-class checks, and 5 continuous outcomes. Out of 255 estimates, 12.75 are expected to reach p &lt; 0.05 by chance alone. Drawing 255 values from the nulls above, the median of the largest departure from the null centre corresponds to an AUC of 0.635 under the unrestricted null and 0.604 under the within-protein null. Those two figures come from drawing 255 independent values, which the actual family is not: the PAE grid cells are heavily overlapping subsets of the same sites, supports range from 16 to 166, and the variances differ. Independence is not guaranteed to bound the maximum of a dependent family in either direction, so the calculation is an illustrative reference rather than a bound. Permuting the complete family, preserving its filters and supports, would be required to make it one, and that was not done. The count is of yeast estimates only; the human endpoint, comparator and within-protein estimates of §2.7 are not in it, and no combined family was frozen.</w:t>
       </w:r>
     </w:p>
     <w:p>
@@ -5296,7 +5296,7 @@
           <w:color w:val="000000"/>
           <w:sz w:val="20"/>
         </w:rPr>
-        <w:t xml:space="preserve">The yeast cohort holds 48 proteins, and its interval is wider than the spread of feature estimates it would have to separate. That objection cannot be answered inside the cohort, so the same measurement was made on a second, independent experiment: Kennedy et al. [20] edited phosphosites in human Jurkat and HEK293 cells with base editors. The predictor, the annotation source, the structure source and the estimator are the ones declared above. The cohort holds </w:t>
+        <w:t xml:space="preserve">The yeast cohort holds 48 proteins, and its interval is wider than the spread of feature estimates it would have to separate. That objection cannot be answered inside the cohort, so the same measurement was made on a second, independent experiment: Kennedy et al. [20] edited phosphosites in human T cells with base editors; both screens analysed here were run in Jurkat-lineage cells. The predictor, the annotation source, the structure source and the estimator are the ones declared above. The cohort holds </w:t>
       </w:r>
       <w:r>
         <w:rPr>
@@ -5306,7 +5306,7 @@
           <w:color w:val="000000"/>
           <w:sz w:val="20"/>
         </w:rPr>
-        <w:t>1,475 edited sites in 793 proteins</w:t>
+        <w:t>1,471 edited sites in 788 proteins</w:t>
       </w:r>
       <w:r>
         <w:rPr>
@@ -5342,7 +5342,7 @@
           <w:color w:val="000000"/>
           <w:sz w:val="20"/>
         </w:rPr>
-        <w:t>65 sites in the fitness screen only, 74 in the reporter only, and 6 in both</w:t>
+        <w:t>66 sites in the fitness screen only, 76 in the reporter only, and 6 in both</w:t>
       </w:r>
       <w:r>
         <w:rPr>
@@ -5368,7 +5368,7 @@
           <w:color w:val="000000"/>
           <w:sz w:val="20"/>
         </w:rPr>
-        <w:t>Each screen releases one value per site. That value tracks the smaller of MAGeCK's two one-sided gene-level p-values on most rows but not all: reconstructing that minimum reproduces it on 1,428 of the 1,475 rows for the fitness screen and 1,372 of 1,475 for the reporter screen, and the construction of the remaining 47 and 103 is not established here. A minimum of two one-sided tests is not a two-sided p-value, so the endpoint doubles that minimum. Because the released column does not reproduce it on the 47 and 103 rows above, the minimum is reconstructed from the two directional columns of the source rather than taken from the released one, and doubled. Reconstructing changes nothing in the fitness screen, where no mismatched row crosses the threshold, and moves the reporter screen from 80 affected sites to 83, with TBKBP1 S335, PDE4A S13 and BRSK2 S367 changing classification. Keeping the screens apart means there is no second union to correct.</w:t>
+        <w:t>Each screen releases one value per site. That value tracks the smaller of MAGeCK's two one-sided gene-level p-values on most rows but not all: reconstructing that minimum reproduces it on 1,424 of the 1,471 rows for the fitness screen and 1,371 of 1,471 for the reporter screen, and the construction of the remaining 47 and 100 is not established here. A minimum of two one-sided tests is not a two-sided p-value, so the endpoint doubles that minimum. Because the released column does not reproduce it on the 47 and 100 rows above, the minimum is reconstructed from the two directional columns of the source rather than taken from the released one, and doubled. Reconstructing changes nothing in the fitness screen, where no mismatched row crosses the threshold, and moves the reporter screen from 81 affected sites to 82, with BRSK2 S367, DDX47 S9, NR1D1 S280, PDE4A S13 and TBKBP1 S335 changing classification. Keeping the screens apart means there is no second union to correct.</w:t>
       </w:r>
     </w:p>
     <w:p>
@@ -5394,7 +5394,7 @@
           <w:color w:val="000000"/>
           <w:sz w:val="20"/>
         </w:rPr>
-        <w:t>0.559 (0.476–0.641)</w:t>
+        <w:t>0.558 (0.474–0.637)</w:t>
       </w:r>
       <w:r>
         <w:rPr>
@@ -5404,7 +5404,7 @@
           <w:color w:val="000000"/>
           <w:sz w:val="20"/>
         </w:rPr>
-        <w:t xml:space="preserve"> on the fitness screen, where 71 sites are affected, and </w:t>
+        <w:t xml:space="preserve"> on the fitness screen, where 72 sites are affected, and </w:t>
       </w:r>
       <w:r>
         <w:rPr>
@@ -5414,7 +5414,7 @@
           <w:color w:val="000000"/>
           <w:sz w:val="20"/>
         </w:rPr>
-        <w:t>0.486 (0.422–0.552)</w:t>
+        <w:t>0.483 (0.418–0.550)</w:t>
       </w:r>
       <w:r>
         <w:rPr>
@@ -5424,27 +5424,7 @@
           <w:color w:val="000000"/>
           <w:sz w:val="20"/>
         </w:rPr>
-        <w:t xml:space="preserve"> on the reporter screen, where 83 are. The two land on opposite sides of 0.5 from the same predictor on the same 1,475 sites. Both intervals contain 0.5, and the fitness value is the further from it: shuffling the outcome labels 20,000 times puts it 1.68 standard deviations out, at </w:t>
-      </w:r>
-      <w:r>
-        <w:rPr>
-          <w:rFonts w:ascii="Charis SIL" w:hAnsi="Charis SIL" w:cs="Charis SIL" w:eastAsia="Charis SIL"/>
-          <w:b/>
-          <w:i w:val="0"/>
-          <w:color w:val="000000"/>
-          <w:sz w:val="20"/>
-        </w:rPr>
-        <w:t>p = 0.09</w:t>
-      </w:r>
-      <w:r>
-        <w:rPr>
-          <w:rFonts w:ascii="Charis SIL" w:hAnsi="Charis SIL" w:cs="Charis SIL" w:eastAsia="Charis SIL"/>
-          <w:b w:val="0"/>
-          <w:i w:val="0"/>
-          <w:color w:val="000000"/>
-          <w:sz w:val="20"/>
-        </w:rPr>
-        <w:t>. That is not a small number and it is not significance either; it is reported as it stands.</w:t>
+        <w:t xml:space="preserve"> on the reporter screen, where 82 are. The two land on opposite sides of 0.5 from the same predictor on the same 1,471 sites. Both intervals contain 0.5, and the fitness value is the further from it: shuffling the outcome labels 20,000 times puts it 1.66 standard deviations from the centre of that distribution. The shuffle moves labels between proteins and so is a diagnostic reference distribution rather than a test, for the reason given in §2.2, and no p-value is claimed from it.</w:t>
       </w:r>
     </w:p>
     <w:p>
@@ -5648,7 +5628,7 @@
                 <w:color w:val="000000"/>
                 <w:sz w:val="16"/>
               </w:rPr>
-              <w:t>71</w:t>
+              <w:t>72</w:t>
             </w:r>
           </w:p>
         </w:tc>
@@ -5669,7 +5649,7 @@
                 <w:color w:val="000000"/>
                 <w:sz w:val="16"/>
               </w:rPr>
-              <w:t>0.559</w:t>
+              <w:t>0.558</w:t>
             </w:r>
           </w:p>
         </w:tc>
@@ -5690,7 +5670,7 @@
                 <w:color w:val="000000"/>
                 <w:sz w:val="16"/>
               </w:rPr>
-              <w:t>0.476–0.641</w:t>
+              <w:t>0.474–0.637</w:t>
             </w:r>
           </w:p>
         </w:tc>
@@ -5734,7 +5714,7 @@
                 <w:color w:val="000000"/>
                 <w:sz w:val="16"/>
               </w:rPr>
-              <w:t>83</w:t>
+              <w:t>82</w:t>
             </w:r>
           </w:p>
         </w:tc>
@@ -5755,7 +5735,7 @@
                 <w:color w:val="000000"/>
                 <w:sz w:val="16"/>
               </w:rPr>
-              <w:t>0.486</w:t>
+              <w:t>0.483</w:t>
             </w:r>
           </w:p>
         </w:tc>
@@ -5776,7 +5756,7 @@
                 <w:color w:val="000000"/>
                 <w:sz w:val="16"/>
               </w:rPr>
-              <w:t>0.422–0.552</w:t>
+              <w:t>0.418–0.550</w:t>
             </w:r>
           </w:p>
         </w:tc>
@@ -5820,7 +5800,7 @@
                 <w:color w:val="000000"/>
                 <w:sz w:val="16"/>
               </w:rPr>
-              <w:t>293</w:t>
+              <w:t>296</w:t>
             </w:r>
           </w:p>
         </w:tc>
@@ -5841,7 +5821,7 @@
                 <w:color w:val="000000"/>
                 <w:sz w:val="16"/>
               </w:rPr>
-              <w:t>0.506</w:t>
+              <w:t>0.505</w:t>
             </w:r>
           </w:p>
         </w:tc>
@@ -5862,7 +5842,7 @@
                 <w:color w:val="000000"/>
                 <w:sz w:val="16"/>
               </w:rPr>
-              <w:t>0.466–0.546</w:t>
+              <w:t>0.465–0.545</w:t>
             </w:r>
           </w:p>
         </w:tc>
@@ -5906,7 +5886,7 @@
                 <w:color w:val="000000"/>
                 <w:sz w:val="16"/>
               </w:rPr>
-              <w:t>85</w:t>
+              <w:t>86</w:t>
             </w:r>
           </w:p>
         </w:tc>
@@ -5927,7 +5907,7 @@
                 <w:color w:val="000000"/>
                 <w:sz w:val="16"/>
               </w:rPr>
-              <w:t>0.541</w:t>
+              <w:t>0.542</w:t>
             </w:r>
           </w:p>
         </w:tc>
@@ -5948,7 +5928,7 @@
                 <w:color w:val="000000"/>
                 <w:sz w:val="16"/>
               </w:rPr>
-              <w:t>0.464–0.617</w:t>
+              <w:t>0.466–0.616</w:t>
             </w:r>
           </w:p>
         </w:tc>
@@ -6013,7 +5993,7 @@
                 <w:color w:val="000000"/>
                 <w:sz w:val="16"/>
               </w:rPr>
-              <w:t>0.507</w:t>
+              <w:t>0.509</w:t>
             </w:r>
           </w:p>
         </w:tc>
@@ -6034,7 +6014,7 @@
                 <w:color w:val="000000"/>
                 <w:sz w:val="16"/>
               </w:rPr>
-              <w:t>0.455–0.560</w:t>
+              <w:t>0.455–0.561</w:t>
             </w:r>
           </w:p>
         </w:tc>
@@ -6099,7 +6079,7 @@
                 <w:color w:val="000000"/>
                 <w:sz w:val="16"/>
               </w:rPr>
-              <w:t>0.509</w:t>
+              <w:t>0.506</w:t>
             </w:r>
           </w:p>
         </w:tc>
@@ -6120,7 +6100,7 @@
                 <w:color w:val="000000"/>
                 <w:sz w:val="16"/>
               </w:rPr>
-              <w:t>0.457–0.561</w:t>
+              <w:t>0.454–0.558</w:t>
             </w:r>
           </w:p>
         </w:tc>
@@ -6185,7 +6165,7 @@
                 <w:color w:val="000000"/>
                 <w:sz w:val="16"/>
               </w:rPr>
-              <w:t>0.517</w:t>
+              <w:t>0.511</w:t>
             </w:r>
           </w:p>
         </w:tc>
@@ -6206,7 +6186,7 @@
                 <w:color w:val="000000"/>
                 <w:sz w:val="16"/>
               </w:rPr>
-              <w:t>0.463–0.571</w:t>
+              <w:t>0.456–0.564</w:t>
             </w:r>
           </w:p>
         </w:tc>
@@ -6292,7 +6272,7 @@
                 <w:color w:val="000000"/>
                 <w:sz w:val="16"/>
               </w:rPr>
-              <w:t>0.433–0.781</w:t>
+              <w:t>0.427–0.778</w:t>
             </w:r>
           </w:p>
         </w:tc>
@@ -6401,7 +6381,7 @@
           <w:color w:val="000000"/>
           <w:sz w:val="20"/>
         </w:rPr>
-        <w:t xml:space="preserve">In the reporter screen the smallest gap in sequence position to an eligible annotated residue gives 0.551 (0.486–0.616), an interval containing 0.5, and its paired difference against distance is +0.065 (−0.001 to +0.130), which also contains zero. An earlier version of this analysis reported that difference as +0.071 (+0.005 to +0.137), excluding zero; that rested on the screen's released per-site column rather than a reconstruction from the two directional columns, and it does not survive the endpoint being rebuilt from source. </w:t>
+        <w:t xml:space="preserve">In the reporter screen the smallest gap in sequence position to an eligible annotated residue gives 0.549 (0.485–0.613), an interval containing 0.5, and its paired difference against distance is +0.066 (−0.001 to +0.131), which also contains zero. An earlier version of this analysis reported that difference as +0.071 (+0.005 to +0.137), excluding zero; that rested on the screen's released per-site column rather than a reconstruction from the two directional columns, and it does not survive the endpoint being rebuilt from source. </w:t>
       </w:r>
       <w:r>
         <w:rPr>
@@ -6463,7 +6443,7 @@
           <w:color w:val="000000"/>
           <w:sz w:val="20"/>
         </w:rPr>
-        <w:t>102 of 99,684</w:t>
+        <w:t>102 of 100,728</w:t>
       </w:r>
       <w:r>
         <w:rPr>
@@ -6483,7 +6463,7 @@
           <w:color w:val="000000"/>
           <w:sz w:val="20"/>
         </w:rPr>
-        <w:t>185 of 115,536</w:t>
+        <w:t>184 of 113,898</w:t>
       </w:r>
       <w:r>
         <w:rPr>
@@ -6493,7 +6473,7 @@
           <w:color w:val="000000"/>
           <w:sz w:val="20"/>
         </w:rPr>
-        <w:t xml:space="preserve"> on the reporter screen, which is 0.10% and 0.16% against 2.65% in yeast. The larger cohort makes this worse, because adding proteins adds across-protein pairs quadratically and within-protein pairs linearly. Only 39 and 50 proteins contribute any within-protein comparison at all; the rest carry a single outcome class throughout.</w:t>
+        <w:t xml:space="preserve"> on the reporter screen, which is 0.10% and 0.16% against 2.65% in yeast. The larger cohort makes this worse, because adding proteins adds across-protein pairs quadratically and within-protein pairs linearly. Only 39 and 49 proteins contribute any within-protein comparison at all; the rest carry a single outcome class throughout.</w:t>
       </w:r>
     </w:p>
     <w:p>
@@ -6525,7 +6505,7 @@
           <w:color w:val="000000"/>
           <w:sz w:val="20"/>
         </w:rPr>
-        <w:t>That question can be asked directly, on the proteins carrying both classes. Table 3 gives the numbers and Fig 3 puts them on one scale beside the pooled estimate for all three cohorts. No aggregation in either cohort puts the declared predictor above chance within a protein.</w:t>
+        <w:t>That question can be asked directly, on the proteins carrying both classes. Table 3 gives the numbers and Fig 3 puts them on one scale beside the pooled estimate for all three cohorts. No aggregation in either cohort has an interval excluding 0.5 from above within a protein.</w:t>
       </w:r>
     </w:p>
     <w:p>
@@ -6962,7 +6942,7 @@
                 <w:color w:val="000000"/>
                 <w:sz w:val="16"/>
               </w:rPr>
-              <w:t>50</w:t>
+              <w:t>49</w:t>
             </w:r>
           </w:p>
         </w:tc>
@@ -6983,7 +6963,7 @@
                 <w:color w:val="000000"/>
                 <w:sz w:val="16"/>
               </w:rPr>
-              <w:t>185</w:t>
+              <w:t>184</w:t>
             </w:r>
           </w:p>
         </w:tc>
@@ -7004,7 +6984,7 @@
                 <w:color w:val="000000"/>
                 <w:sz w:val="16"/>
               </w:rPr>
-              <w:t>0.416 (0.317–0.516)</w:t>
+              <w:t>0.413 (0.313–0.510)</w:t>
             </w:r>
           </w:p>
         </w:tc>
@@ -7025,7 +7005,7 @@
                 <w:color w:val="000000"/>
                 <w:sz w:val="16"/>
               </w:rPr>
-              <w:t>0.388 (0.279–0.502)</w:t>
+              <w:t>0.376 (0.266–0.489)</w:t>
             </w:r>
           </w:p>
         </w:tc>
@@ -7045,22 +7025,52 @@
       <w:r>
         <w:rPr>
           <w:rFonts w:ascii="Charis SIL" w:hAnsi="Charis SIL" w:cs="Charis SIL" w:eastAsia="Charis SIL"/>
-          <w:b/>
+          <w:b w:val="0"/>
           <w:i w:val="0"/>
           <w:color w:val="000000"/>
           <w:sz w:val="20"/>
         </w:rPr>
-        <w:t>All six intervals contain 0.5.</w:t>
+        <w:t xml:space="preserve">Five of the six intervals contain 0.5. The reporter screen's two aggregations sit below it and the fitness screen's two above, on 39 and 49 informative proteins and 102 and 184 pairs. The exception is the reporter's equal-protein-weight interval, whose upper endpoint is 0.489, and it is not reported here as a result. Its exclusion of 0.5 turns on one protein contributing one pair: PIDD1 carries two sites, one affected at 24.9 Å and one unaffected at 32.8 Å, and its gene symbol matches more than one reviewed UniProt entry, so the cohort rule drops it. Restoring it returns the upper endpoint to 0.502. Of the 49 informative proteins, 47 carry exactly one affected site and 14 contribute exactly one pair, so 32 of the 49 per-protein values are forced to exactly 0 or exactly 1; the 49 values have a standard error of 0.057 and a one-sample </w:t>
       </w:r>
       <w:r>
         <w:rPr>
           <w:rFonts w:ascii="Charis SIL" w:hAnsi="Charis SIL" w:cs="Charis SIL" w:eastAsia="Charis SIL"/>
           <w:b w:val="0"/>
-          <w:i w:val="0"/>
+          <w:i/>
           <w:color w:val="000000"/>
           <w:sz w:val="20"/>
         </w:rPr>
-        <w:t xml:space="preserve"> The reporter screen's two aggregations sit below it and the fitness screen's two above, on 39 and 50 informative proteins and 102 and 185 pairs. An earlier version of this analysis reported the reporter equal-protein estimate as 0.384 (0.272–0.498), an interval excluding 0.5 from below; that rested on the released per-site column, and the upper endpoint moves to 0.502 once the endpoint is rebuilt from the source directional columns. No within-protein interval in either cohort excludes 0.5 in either direction.</w:t>
+        <w:t>t</w:t>
+      </w:r>
+      <w:r>
+        <w:rPr>
+          <w:rFonts w:ascii="Charis SIL" w:hAnsi="Charis SIL" w:cs="Charis SIL" w:eastAsia="Charis SIL"/>
+          <w:b w:val="0"/>
+          <w:i w:val="0"/>
+          <w:color w:val="000000"/>
+          <w:sz w:val="20"/>
+        </w:rPr>
+        <w:t xml:space="preserve"> against 0.5 gives </w:t>
+      </w:r>
+      <w:r>
+        <w:rPr>
+          <w:rFonts w:ascii="Charis SIL" w:hAnsi="Charis SIL" w:cs="Charis SIL" w:eastAsia="Charis SIL"/>
+          <w:b w:val="0"/>
+          <w:i/>
+          <w:color w:val="000000"/>
+          <w:sz w:val="20"/>
+        </w:rPr>
+        <w:t>p</w:t>
+      </w:r>
+      <w:r>
+        <w:rPr>
+          <w:rFonts w:ascii="Charis SIL" w:hAnsi="Charis SIL" w:cs="Charis SIL" w:eastAsia="Charis SIL"/>
+          <w:b w:val="0"/>
+          <w:i w:val="0"/>
+          <w:color w:val="000000"/>
+          <w:sz w:val="20"/>
+        </w:rPr>
+        <w:t xml:space="preserve"> = 0.04, unadjusted. The same 49 proteins and 184 pairs weighted by pair give 0.413 (0.313–0.510). An earlier version of this analysis reported the same quantity as 0.384 (0.272–0.498) on the released per-site column and as 0.388 (0.279–0.502) on a cohort retaining PIDD1. A quantity that changes which side of 0.5 it falls on when one of 788 proteins enters or leaves is measuring the precision of the estimator, not the predictor.</w:t>
       </w:r>
     </w:p>
     <w:p>
@@ -7076,7 +7086,7 @@
           <w:color w:val="000000"/>
           <w:sz w:val="20"/>
         </w:rPr>
-        <w:t>What this paper can therefore support is an audit and calibration of a mostly cross-protein ranking. It does not evaluate within-protein prioritisation, in the sense of establishing what that ranking is worth; it establishes only that no aggregation tried here puts it above chance, on pair counts this small.</w:t>
+        <w:t>What this paper can therefore support is an audit of a mostly cross-protein ranking. It does not evaluate within-protein prioritisation, in the sense of establishing what that ranking is worth; it establishes only that no aggregation tried here separates the classes with an interval excluding 0.5 from above, on pair counts this small.</w:t>
       </w:r>
     </w:p>
     <w:p>
@@ -7118,7 +7128,7 @@
           <w:color w:val="000000"/>
           <w:sz w:val="20"/>
         </w:rPr>
-        <w:t>512 sites in 287 proteins</w:t>
+        <w:t>512 sites in 286 proteins</w:t>
       </w:r>
       <w:r>
         <w:rPr>
@@ -7128,7 +7138,7 @@
           <w:color w:val="000000"/>
           <w:sz w:val="20"/>
         </w:rPr>
-        <w:t xml:space="preserve"> here: 0.575 (0.446–0.699) on the fitness screen and 0.485 (0.388–0.582) on the reporter screen. Annotation evidence does not move the reading in either.</w:t>
+        <w:t xml:space="preserve"> here: 0.576 (0.449–0.703) on the fitness screen and 0.478 (0.376–0.577) on the reporter screen. Annotation evidence does not move the reading in either.</w:t>
       </w:r>
     </w:p>
     <w:p>
@@ -7520,7 +7530,7 @@
           <w:color w:val="000000"/>
           <w:sz w:val="20"/>
         </w:rPr>
-        <w:t xml:space="preserve"> tie artefact. The paired difference, SIFT minus distance on the 152 shared sites, is 0.074 (−0.037 to 0.192) and contains zero, so SIFT is not shown to outperform the declared predictor. And SIFT is scored on the same cohort in which 176 of 6,636 ranked pairs compare two sites in one protein, so whether its discrimination is between sites or between proteins is not resolved here. Neither is it resolved in the human cohort, where the corresponding counts are 102 of 99,684 and 180 of 111,600, and Table 4 estimates the quantity directly (§2.7.3) and only 39 and 48 proteins contribute a within-protein comparison at all. What the control establishes, in the fitness screen of §2.7.5, is that the outcome is not blind. It does not establish that any outcome here resolves sites within a protein, which is the comparison the mechanism is about, and no cohort assembled for this paper can settle it.</w:t>
+        <w:t xml:space="preserve"> tie artefact. The paired difference, SIFT minus distance on the 152 shared sites, is 0.074 (−0.037 to 0.192) and contains zero, so SIFT is not shown to outperform the declared predictor. And SIFT is scored on the same cohort in which 176 of 6,636 ranked pairs compare two sites in one protein, so whether its discrimination is between sites or between proteins is not resolved here. Neither is it resolved in the human cohort, where the corresponding counts are 102 of 100,728 and 184 of 113,898, and Table 3 estimates the quantity directly (§2.7.3) and only 39 and 49 proteins contribute a within-protein comparison at all. What the control establishes, in the fitness screen of §2.7.5, is that the outcome is not blind. It does not establish that any outcome here resolves sites within a protein, which is the comparison the mechanism is about, and no cohort assembled for this paper can settle it.</w:t>
       </w:r>
     </w:p>
     <w:p>
@@ -8339,7 +8349,7 @@
                 <w:color w:val="000000"/>
                 <w:sz w:val="16"/>
               </w:rPr>
-              <w:t>1,475 sites, 793 proteins; 71 affected</w:t>
+              <w:t>1,471 sites, 788 proteins; 72 affected</w:t>
             </w:r>
           </w:p>
         </w:tc>
@@ -8360,7 +8370,7 @@
                 <w:color w:val="000000"/>
                 <w:sz w:val="16"/>
               </w:rPr>
-              <w:t>0.559</w:t>
+              <w:t>0.558</w:t>
             </w:r>
           </w:p>
         </w:tc>
@@ -8381,7 +8391,7 @@
                 <w:color w:val="000000"/>
                 <w:sz w:val="16"/>
               </w:rPr>
-              <w:t>0.476–0.641</w:t>
+              <w:t>0.474–0.637</w:t>
             </w:r>
           </w:p>
         </w:tc>
@@ -8467,7 +8477,7 @@
                 <w:color w:val="000000"/>
                 <w:sz w:val="16"/>
               </w:rPr>
-              <w:t>1,475, 793; 83 affected</w:t>
+              <w:t>1,471, 788; 82 affected</w:t>
             </w:r>
           </w:p>
         </w:tc>
@@ -8488,7 +8498,7 @@
                 <w:color w:val="000000"/>
                 <w:sz w:val="16"/>
               </w:rPr>
-              <w:t>0.486</w:t>
+              <w:t>0.483</w:t>
             </w:r>
           </w:p>
         </w:tc>
@@ -8509,7 +8519,7 @@
                 <w:color w:val="000000"/>
                 <w:sz w:val="16"/>
               </w:rPr>
-              <w:t>0.422–0.552</w:t>
+              <w:t>0.418–0.550</w:t>
             </w:r>
           </w:p>
         </w:tc>
@@ -8851,7 +8861,7 @@
                 <w:color w:val="000000"/>
                 <w:sz w:val="16"/>
               </w:rPr>
-              <w:t>217 sites, 50 proteins, 185 pairs</w:t>
+              <w:t>215 sites, 49 proteins, 184 pairs</w:t>
             </w:r>
           </w:p>
         </w:tc>
@@ -8872,7 +8882,7 @@
                 <w:color w:val="000000"/>
                 <w:sz w:val="16"/>
               </w:rPr>
-              <w:t>0.416</w:t>
+              <w:t>0.413</w:t>
             </w:r>
           </w:p>
         </w:tc>
@@ -8893,7 +8903,7 @@
                 <w:color w:val="000000"/>
                 <w:sz w:val="16"/>
               </w:rPr>
-              <w:t>0.317–0.516</w:t>
+              <w:t>0.313–0.510</w:t>
             </w:r>
           </w:p>
         </w:tc>
@@ -8979,7 +8989,7 @@
                 <w:color w:val="000000"/>
                 <w:sz w:val="16"/>
               </w:rPr>
-              <w:t>50 proteins</w:t>
+              <w:t>49 proteins</w:t>
             </w:r>
           </w:p>
         </w:tc>
@@ -9000,7 +9010,7 @@
                 <w:color w:val="000000"/>
                 <w:sz w:val="16"/>
               </w:rPr>
-              <w:t>0.388</w:t>
+              <w:t>0.376</w:t>
             </w:r>
           </w:p>
         </w:tc>
@@ -9021,7 +9031,7 @@
                 <w:color w:val="000000"/>
                 <w:sz w:val="16"/>
               </w:rPr>
-              <w:t>0.279–0.502</w:t>
+              <w:t>0.266–0.489</w:t>
             </w:r>
           </w:p>
         </w:tc>
@@ -9235,7 +9245,7 @@
                 <w:color w:val="000000"/>
                 <w:sz w:val="16"/>
               </w:rPr>
-              <w:t>1,475</w:t>
+              <w:t>1,471</w:t>
             </w:r>
           </w:p>
         </w:tc>
@@ -9256,7 +9266,7 @@
                 <w:color w:val="000000"/>
                 <w:sz w:val="16"/>
               </w:rPr>
-              <w:t>0.551</w:t>
+              <w:t>0.549</w:t>
             </w:r>
           </w:p>
         </w:tc>
@@ -9277,7 +9287,7 @@
                 <w:color w:val="000000"/>
                 <w:sz w:val="16"/>
               </w:rPr>
-              <w:t>0.486–0.616</w:t>
+              <w:t>0.485–0.613</w:t>
             </w:r>
           </w:p>
         </w:tc>
@@ -9363,7 +9373,7 @@
                 <w:color w:val="000000"/>
                 <w:sz w:val="16"/>
               </w:rPr>
-              <w:t>1,475</w:t>
+              <w:t>1,471</w:t>
             </w:r>
           </w:p>
         </w:tc>
@@ -9384,7 +9394,7 @@
                 <w:color w:val="000000"/>
                 <w:sz w:val="16"/>
               </w:rPr>
-              <w:t>+0.065</w:t>
+              <w:t>+0.066</w:t>
             </w:r>
           </w:p>
         </w:tc>
@@ -9405,7 +9415,7 @@
                 <w:color w:val="000000"/>
                 <w:sz w:val="16"/>
               </w:rPr>
-              <w:t>−0.001 to +0.130</w:t>
+              <w:t>−0.001 to +0.131</w:t>
             </w:r>
           </w:p>
         </w:tc>
@@ -9619,7 +9629,7 @@
                 <w:color w:val="000000"/>
                 <w:sz w:val="16"/>
               </w:rPr>
-              <w:t>1,475</w:t>
+              <w:t>1,471</w:t>
             </w:r>
           </w:p>
         </w:tc>
@@ -9640,7 +9650,7 @@
                 <w:color w:val="000000"/>
                 <w:sz w:val="16"/>
               </w:rPr>
-              <w:t>0.604</w:t>
+              <w:t>0.607</w:t>
             </w:r>
           </w:p>
         </w:tc>
@@ -9661,7 +9671,7 @@
                 <w:color w:val="000000"/>
                 <w:sz w:val="16"/>
               </w:rPr>
-              <w:t>0.528–0.675</w:t>
+              <w:t>0.530–0.678</w:t>
             </w:r>
           </w:p>
         </w:tc>
@@ -10663,7 +10673,7 @@
                 <w:color w:val="000000"/>
                 <w:sz w:val="16"/>
               </w:rPr>
-              <w:t>512, 287</w:t>
+              <w:t>512, 286</w:t>
             </w:r>
           </w:p>
         </w:tc>
@@ -10684,7 +10694,7 @@
                 <w:color w:val="000000"/>
                 <w:sz w:val="16"/>
               </w:rPr>
-              <w:t>0.485</w:t>
+              <w:t>0.478</w:t>
             </w:r>
           </w:p>
         </w:tc>
@@ -10705,7 +10715,7 @@
                 <w:color w:val="000000"/>
                 <w:sz w:val="16"/>
               </w:rPr>
-              <w:t>0.388–0.582</w:t>
+              <w:t>0.376–0.577</w:t>
             </w:r>
           </w:p>
         </w:tc>
@@ -10751,7 +10761,7 @@
           <w:color w:val="000000"/>
           <w:sz w:val="20"/>
         </w:rPr>
-        <w:t>The two yeast cohort intervals use 200,000 protein-cluster resamples at seed 20260729; every other bootstrap interval here uses 20,000 at seed 20260728, and all draws were retained.</w:t>
+        <w:t>The two yeast cohort intervals use 200,000 protein-cluster resamples at seed 20260729; every other bootstrap interval here uses 20,000 at seed 20260728. All draws were retained except in the yeast experimental-target interval, which retained 19,991 of 20,000.</w:t>
       </w:r>
     </w:p>
     <w:p>
@@ -10815,7 +10825,7 @@
           <w:color w:val="000000"/>
           <w:sz w:val="20"/>
         </w:rPr>
-        <w:t>All of the above is bounded by these two cohorts, these definitions of an affected site, and models of single proteins. The human experiment contributes 793 protein clusters against 48, an experimental-evidence arm that retains 512 sites where the yeast design retains 24, and the finding that the across-protein architecture and the peptide-bond artefact are not particular to yeast. It does not contribute a tighter interval: the declared human intervals are wider than the yeast one, and no precision comparison between the cohorts is made anywhere in this paper. It does not settle the question that matters biologically, which is between sites in one protein; that is unresolved in every cohort here, and the human data make it harder rather than easier, because adding proteins adds across-protein pairs faster than within-protein ones. Nor does any of it speak to phosphosite biology in general: the outcomes are yeast colony growth, human cell fitness, and reporter activity, under two perturbation chemistries, and §2.7.6 sets out where the designs diverge.</w:t>
+        <w:t>All of the above is bounded by these two cohorts, these definitions of an affected site, and models of single proteins. The human experiment contributes 788 protein clusters against 48, an experimental-evidence arm that retains 512 sites where the yeast design retains 24, and the finding that the across-protein architecture and the peptide-bond artefact are not particular to yeast. It does not contribute a tighter interval in any sense this paper relies on: the declared human intervals are numerically narrower than the yeast one, at widths of 0.163 and 0.132 against 0.215, but the three are built on different cohorts, outcomes and perturbation chemistries, so no precision comparison between them is made anywhere in this paper. It does not settle the question that matters biologically, which is between sites in one protein; that is unresolved in every cohort here, and the human data make it harder rather than easier, because adding proteins adds across-protein pairs faster than within-protein ones. Nor does any of it speak to phosphosite biology in general: the outcomes are yeast colony growth, human cell fitness, and reporter activity, under two perturbation chemistries, and §2.7.6 sets out where the designs diverge.</w:t>
       </w:r>
     </w:p>
     <w:p>
@@ -11881,7 +11891,7 @@
           <w:color w:val="000000"/>
           <w:sz w:val="20"/>
         </w:rPr>
-        <w:t xml:space="preserve"> features were expanded over their recorded ranges and AlphaFold DB v6 monomer models retrieved, following the same procedure as the yeast cohort but through a separate builder; distance is the same minimum heavy-atom separation, with the substituted residue excluded from its own target set — which is not the yeast rule, where a site coinciding with a target is removed instead. The human builder does not carry the yeast builder's sequence and model-version checks, and the table it starts from has no generator in the deposited materials, so this cohort cannot at present be rebuilt end to end from source. Sites were kept when the model reproduced the reviewed sequence at that position and the protein carried at least one eligible annotated residue, leaving 1,475 sites in 793 proteins.</w:t>
+        <w:t xml:space="preserve"> features were expanded over their recorded ranges and AlphaFold DB v6 monomer models retrieved, following the same procedure as the yeast cohort but through a separate builder; distance is the same minimum heavy-atom separation, with the substituted residue excluded from its own target set — which is not the yeast rule, where a site coinciding with a target is removed instead. The human builder does not carry the yeast builder's sequence and model-version checks, and the table it starts from has no generator in the deposited materials, so this cohort cannot at present be rebuilt end to end from source. Sites were kept when the model reproduced the reviewed sequence at that position and the protein carried at least one eligible annotated residue, leaving 1,471 sites in 788 proteins.</w:t>
       </w:r>
     </w:p>
     <w:p>
@@ -11897,7 +11907,7 @@
           <w:color w:val="000000"/>
           <w:sz w:val="20"/>
         </w:rPr>
-        <w:t xml:space="preserve">The cohort cascade runs 7,425 rows in the source phosphosite table, to 6,968 with a parsable serine, threonine or tyrosine position, to 6,950 mapping to a reviewed UniProt entry, to 6,148 whose residue matches the canonical sequence at that position, to 1,595 sites in 818 proteins carrying at least one eligible annotated residue, to </w:t>
+        <w:t xml:space="preserve">The cohort cascade runs 7,425 rows in the source phosphosite table, to 6,968 with a parsable serine, threonine or tyrosine position, to 6,907 mapping to exactly one reviewed UniProt entry, to 6,113 whose residue matches the canonical sequence at that position, to 1,590 sites in 812 proteins carrying at least one eligible annotated residue, to </w:t>
       </w:r>
       <w:r>
         <w:rPr>
@@ -11907,7 +11917,7 @@
           <w:color w:val="000000"/>
           <w:sz w:val="20"/>
         </w:rPr>
-        <w:t>1,475 sites in 793 proteins</w:t>
+        <w:t>1,471 sites in 788 proteins</w:t>
       </w:r>
       <w:r>
         <w:rPr>
@@ -11917,7 +11927,7 @@
           <w:color w:val="000000"/>
           <w:sz w:val="20"/>
         </w:rPr>
-        <w:t xml:space="preserve"> with a distance. Guides are aggregated to the site they target: a site enters once, and where several guides name the same site the screen's own per-site summary is used rather than a guide-level average. Sites edited by more than one guide, and guides producing bystander edits at neighbouring residues, are retained in the primary cohorts and separated in the single-edit arm of §2.7.5. Editor identity, ABE8e or BE4, is recorded per guide and used only in the substitution-class arms; it does not enter the primary.</w:t>
+        <w:t xml:space="preserve"> with a distance. A gene symbol matching more than one reviewed human entry is dropped rather than assigned, which removes 8 of the 1,595 sites an earlier build retained; one of those, TKT S308, had been assigned to an entry for a different protein. Guides are aggregated to the site they target: a site enters once, and where several guides name the same site the screen's own per-site summary is used rather than a guide-level average. Sites edited by more than one guide, and guides producing bystander edits at neighbouring residues, are retained in the primary cohorts and separated in the single-edit arm of §2.7.5. Both screens analysed here use the adenine base editor ABE8e. Editor identity is recorded per guide and used only in the substitution-class arms; it does not enter the primary.</w:t>
       </w:r>
     </w:p>
     <w:p>
@@ -11933,7 +11943,27 @@
           <w:color w:val="000000"/>
           <w:sz w:val="20"/>
         </w:rPr>
-        <w:t>The two screens are analysed separately and each supplies its own declared outcome: a site counts as affected in a screen when twice that screen's released per-site value is below 0.05. The doubling corrects the two directions MAGeCK reports inside a screen; keeping the screens apart leaves no union to correct. §2.7 records that the released columns track the smaller of the two directional values on most rows but not all, and that the construction of the remaining rows is not established. The first version of this analysis pooled the two screens at an uncorrected 0.05 and is withdrawn; that arm and six other candidate definitions are reported in Table 3, and the numerical authority marks the declaration as post hoc.</w:t>
+        <w:t xml:space="preserve">The two screens are analysed separately and each supplies its own declared outcome: a site counts as affected in a screen when twice the smaller of that screen's two one-sided MAGeCK gene-level p-values is below 0.05, with that minimum reconstructed from the two directional columns of the source </w:t>
+      </w:r>
+      <w:r>
+        <w:rPr>
+          <w:rFonts w:ascii="Courier New" w:hAnsi="Courier New" w:cs="Courier New" w:eastAsia="Courier New"/>
+          <w:b w:val="0"/>
+          <w:i w:val="0"/>
+          <w:color w:val="000000"/>
+          <w:sz w:val="17"/>
+        </w:rPr>
+        <w:t>gene_summary</w:t>
+      </w:r>
+      <w:r>
+        <w:rPr>
+          <w:rFonts w:ascii="Charis SIL" w:hAnsi="Charis SIL" w:cs="Charis SIL" w:eastAsia="Charis SIL"/>
+          <w:b w:val="0"/>
+          <w:i w:val="0"/>
+          <w:color w:val="000000"/>
+          <w:sz w:val="20"/>
+        </w:rPr>
+        <w:t xml:space="preserve"> sheet rather than taken from the released per-site column. The doubling corrects the two directions MAGeCK reports inside a screen; keeping the screens apart leaves no union to correct. §2.7 records that the released column does not reproduce the reconstructed minimum on 47 fitness rows and 100 reporter rows, which is why the endpoint is built from the directional columns. The first version of this analysis pooled the two screens at an uncorrected 0.05 and is withdrawn; that arm and the six other candidate definitions are reported in Table 2, and the numerical authority marks the declaration as post hoc.</w:t>
       </w:r>
     </w:p>
     <w:p>
@@ -11981,7 +12011,7 @@
           <w:color w:val="000000"/>
           <w:sz w:val="20"/>
         </w:rPr>
-        <w:t>This secondary computational analysis used public data only: a yeast growth screen and two published human cell-line screens in Jurkat and HEK293 lines. No participant-level data and no human specimens were analysed, and no human-participant or animal-subject approval was required.</w:t>
+        <w:t>This secondary computational analysis used public data only: a yeast growth screen and two published human cell-line screens in Jurkat-lineage cells. No participant-level data and no human specimens were analysed, and no human-participant or animal-subject approval was required.</w:t>
       </w:r>
     </w:p>
     <w:p>
@@ -12177,7 +12207,47 @@
           <w:color w:val="000000"/>
           <w:sz w:val="20"/>
         </w:rPr>
-        <w:t xml:space="preserve"> sheets of the Ochoa et al. [3] Supplementary Table 2, from which twelve named feature columns were read. Neither workbook is redistributed. The derived human cohort table, the scripts that build and analyse it, and the result files are deposited with the analysis materials. One limit is recorded rather than worked around: the table the human build starts from has no generator in the deposited materials, and the human builder does not carry the sequence and model-version checks the yeast builder applies, so that cohort cannot at present be rebuilt from source end to end.</w:t>
+        <w:t xml:space="preserve"> sheets of the Ochoa et al. [3] Supplementary Table 2, from which twelve named feature columns were read. Neither workbook is redistributed. The derived human cohort table, the scripts that build and analyse it, and the result files are deposited with the analysis materials. The candidate table the human build starts from is generated by </w:t>
+      </w:r>
+      <w:r>
+        <w:rPr>
+          <w:rFonts w:ascii="Courier New" w:hAnsi="Courier New" w:cs="Courier New" w:eastAsia="Courier New"/>
+          <w:b w:val="0"/>
+          <w:i w:val="0"/>
+          <w:color w:val="000000"/>
+          <w:sz w:val="17"/>
+        </w:rPr>
+        <w:t>build_candidate_table.py</w:t>
+      </w:r>
+      <w:r>
+        <w:rPr>
+          <w:rFonts w:ascii="Charis SIL" w:hAnsi="Charis SIL" w:cs="Charis SIL" w:eastAsia="Charis SIL"/>
+          <w:b w:val="0"/>
+          <w:i w:val="0"/>
+          <w:color w:val="000000"/>
+          <w:sz w:val="20"/>
+        </w:rPr>
+        <w:t xml:space="preserve">, which reads the two </w:t>
+      </w:r>
+      <w:r>
+        <w:rPr>
+          <w:rFonts w:ascii="Courier New" w:hAnsi="Courier New" w:cs="Courier New" w:eastAsia="Courier New"/>
+          <w:b w:val="0"/>
+          <w:i w:val="0"/>
+          <w:color w:val="000000"/>
+          <w:sz w:val="17"/>
+        </w:rPr>
+        <w:t>Phosphosites</w:t>
+      </w:r>
+      <w:r>
+        <w:rPr>
+          <w:rFonts w:ascii="Charis SIL" w:hAnsi="Charis SIL" w:cs="Charis SIL" w:eastAsia="Charis SIL"/>
+          <w:b w:val="0"/>
+          <w:i w:val="0"/>
+          <w:color w:val="000000"/>
+          <w:sz w:val="20"/>
+        </w:rPr>
+        <w:t xml:space="preserve"> sheets, resolves each gene symbol against UniProt, checks the residue against the canonical sequence and applies the annotation filter; it reproduces 1,587 of the 1,595 rows of an earlier build, and the eight differences are gene symbols matching more than one reviewed entry. One limit remains recorded rather than worked around: the human builder does not carry the model-version assertions the yeast builder applies, so the deposited AlphaFold cache rather than a version check is the authority for which models were used.</w:t>
       </w:r>
     </w:p>
     <w:p>
